--- a/DevyaniPKumar-profile.docx
+++ b/DevyaniPKumar-profile.docx
@@ -8,7 +8,7 @@
         <w:tblLook w:val="04A0" w:firstRow="1" w:lastRow="0" w:firstColumn="1" w:lastColumn="0" w:noHBand="0" w:noVBand="1"/>
       </w:tblPr>
       <w:tblGrid>
-        <w:gridCol w:w="2386"/>
+        <w:gridCol w:w="1806"/>
         <w:gridCol w:w="7370"/>
       </w:tblGrid>
       <w:tr>
@@ -25,10 +25,10 @@
                 <w:noProof/>
               </w:rPr>
               <w:drawing>
-                <wp:inline distT="0" distB="0" distL="0" distR="0" wp14:anchorId="3F2803CF" wp14:editId="4B362BE0">
-                  <wp:extent cx="1377950" cy="1377950"/>
-                  <wp:effectExtent l="0" t="0" r="0" b="0"/>
-                  <wp:docPr id="1146430632" name="Picture 1"/>
+                <wp:inline distT="0" distB="0" distL="0" distR="0" wp14:anchorId="6A136AFF" wp14:editId="311229F0">
+                  <wp:extent cx="1009650" cy="1368697"/>
+                  <wp:effectExtent l="0" t="0" r="0" b="3175"/>
+                  <wp:docPr id="1702985213" name="Picture 1"/>
                   <wp:cNvGraphicFramePr>
                     <a:graphicFrameLocks xmlns:a="http://schemas.openxmlformats.org/drawingml/2006/main" noChangeAspect="1"/>
                   </wp:cNvGraphicFramePr>
@@ -57,7 +57,7 @@
                         <pic:spPr bwMode="auto">
                           <a:xfrm>
                             <a:off x="0" y="0"/>
-                            <a:ext cx="1377950" cy="1377950"/>
+                            <a:ext cx="1020667" cy="1383632"/>
                           </a:xfrm>
                           <a:prstGeom prst="rect">
                             <a:avLst/>
@@ -188,11 +188,6 @@
               </w:rPr>
               <w:t>”</w:t>
             </w:r>
-          </w:p>
-          <w:p>
-            <w:pPr>
-              <w:spacing w:after="0"/>
-            </w:pPr>
           </w:p>
         </w:tc>
       </w:tr>

--- a/DevyaniPKumar-profile.docx
+++ b/DevyaniPKumar-profile.docx
@@ -99,7 +99,7 @@
                 <w:color w:val="555555"/>
                 <w:sz w:val="26"/>
               </w:rPr>
-              <w:t>Senior Consultant | Senior Developer</w:t>
+              <w:t>‘Senior Consultant’ ‘Senior Developer’</w:t>
             </w:r>
             <w:r>
               <w:rPr>
@@ -111,7 +111,7 @@
               <w:rPr>
                 <w:color w:val="777777"/>
               </w:rPr>
-              <w:t xml:space="preserve">Deloitte Consulting </w:t>
+              <w:t xml:space="preserve">Deloitte Digital! </w:t>
             </w:r>
           </w:p>
           <w:p>
@@ -127,7 +127,37 @@
                 <w:color w:val="555555"/>
                 <w:sz w:val="18"/>
               </w:rPr>
-              <w:t xml:space="preserve">Mobile: +91-7014-405-433  |  Email: dev16pk@gmail.com  </w:t>
+              <w:t xml:space="preserve">Mobile: +91-7014-405-433 | Email: </w:t>
+            </w:r>
+            <w:hyperlink r:id="rId7" w:history="1">
+              <w:r>
+                <w:rPr>
+                  <w:rStyle w:val="Hyperlink"/>
+                  <w:sz w:val="18"/>
+                </w:rPr>
+                <w:t>dev16pk@gmail.com</w:t>
+              </w:r>
+            </w:hyperlink>
+            <w:r>
+              <w:rPr>
+                <w:color w:val="555555"/>
+                <w:sz w:val="18"/>
+              </w:rPr>
+              <w:t xml:space="preserve"> | </w:t>
+            </w:r>
+            <w:r>
+              <w:rPr>
+                <w:color w:val="555555"/>
+                <w:sz w:val="18"/>
+              </w:rPr>
+              <w:t>linkedin.com/in/devyani-p-kumar</w:t>
+            </w:r>
+            <w:r>
+              <w:rPr>
+                <w:color w:val="555555"/>
+                <w:sz w:val="18"/>
+              </w:rPr>
+              <w:t xml:space="preserve"> </w:t>
             </w:r>
           </w:p>
           <w:p>
@@ -213,7 +243,31 @@
         <w:spacing w:after="80"/>
       </w:pPr>
       <w:r>
-        <w:t>Devyani is a Senior SAP &amp; AI Consultant at Deloitte with 5.5 years of professional experience in enterprise solution design, development, and architecture. She specializes in SAP CPQ techno-functional consulting and Generative AI architecture, delivering end-to-end implementations across Fortune 500 clients including HP Inc., IBM, Disney, ESPN, FedEx, BioMarin, Sanofi, Konica Minolta, and FARO.</w:t>
+        <w:t xml:space="preserve">Devyani is a </w:t>
+      </w:r>
+      <w:r>
+        <w:t xml:space="preserve">core </w:t>
+      </w:r>
+      <w:r>
+        <w:t xml:space="preserve">AI </w:t>
+      </w:r>
+      <w:r>
+        <w:t>Developer/Architect and SAP Products Solutions Expert (Senior Consultant)</w:t>
+      </w:r>
+      <w:r>
+        <w:t xml:space="preserve"> at Deloitte with 5.</w:t>
+      </w:r>
+      <w:r>
+        <w:t>7</w:t>
+      </w:r>
+      <w:r>
+        <w:t xml:space="preserve"> years of professional experience in enterprise solution design, development, and architecture. She specializes in SAP CPQ techno-functional consulting and Generative AI architecture, delivering end-to-end implementations across </w:t>
+      </w:r>
+      <w:r>
+        <w:t xml:space="preserve">popular </w:t>
+      </w:r>
+      <w:r>
+        <w:t>clients including HP Inc., IBM, Disney, ESPN, FedEx, BioMarin, Sanofi, Konica Minolta, and FARO.</w:t>
       </w:r>
     </w:p>
     <w:p>
@@ -1826,7 +1880,21 @@
           <w:color w:val="555555"/>
           <w:sz w:val="19"/>
         </w:rPr>
-        <w:t>Chennai Mathematical Institute (CMI) — Ongoing (Distance Learning Programme)</w:t>
+        <w:t xml:space="preserve">Chennai Mathematical Institute (CMI) — Ongoing (Distance Learning </w:t>
+      </w:r>
+      <w:r>
+        <w:rPr>
+          <w:color w:val="555555"/>
+          <w:sz w:val="19"/>
+        </w:rPr>
+        <w:t>Program</w:t>
+      </w:r>
+      <w:r>
+        <w:rPr>
+          <w:color w:val="555555"/>
+          <w:sz w:val="19"/>
+        </w:rPr>
+        <w:t>)</w:t>
       </w:r>
     </w:p>
     <w:p>
@@ -13624,6 +13692,29 @@
       </w:tcPr>
     </w:tblStylePr>
   </w:style>
+  <w:style w:type="character" w:styleId="Hyperlink">
+    <w:name w:val="Hyperlink"/>
+    <w:basedOn w:val="DefaultParagraphFont"/>
+    <w:uiPriority w:val="99"/>
+    <w:unhideWhenUsed/>
+    <w:rsid w:val="00DD5ECE"/>
+    <w:rPr>
+      <w:color w:val="0000FF" w:themeColor="hyperlink"/>
+      <w:u w:val="single"/>
+    </w:rPr>
+  </w:style>
+  <w:style w:type="character" w:styleId="UnresolvedMention">
+    <w:name w:val="Unresolved Mention"/>
+    <w:basedOn w:val="DefaultParagraphFont"/>
+    <w:uiPriority w:val="99"/>
+    <w:semiHidden/>
+    <w:unhideWhenUsed/>
+    <w:rsid w:val="00DD5ECE"/>
+    <w:rPr>
+      <w:color w:val="605E5C"/>
+      <w:shd w:val="clear" w:color="auto" w:fill="E1DFDD"/>
+    </w:rPr>
+  </w:style>
 </w:styles>
 </file>
 

--- a/DevyaniPKumar-profile.docx
+++ b/DevyaniPKumar-profile.docx
@@ -145,13 +145,31 @@
               </w:rPr>
               <w:t xml:space="preserve"> | </w:t>
             </w:r>
-            <w:r>
-              <w:rPr>
-                <w:color w:val="555555"/>
-                <w:sz w:val="18"/>
-              </w:rPr>
-              <w:t>linkedin.com/in/devyani-p-kumar</w:t>
-            </w:r>
+            <w:hyperlink r:id="rId8" w:history="1">
+              <w:r>
+                <w:rPr>
+                  <w:rStyle w:val="Hyperlink"/>
+                  <w:sz w:val="18"/>
+                </w:rPr>
+                <w:t>linkedin.com/in/</w:t>
+              </w:r>
+              <w:proofErr w:type="spellStart"/>
+              <w:r>
+                <w:rPr>
+                  <w:rStyle w:val="Hyperlink"/>
+                  <w:sz w:val="18"/>
+                </w:rPr>
+                <w:t>devyani</w:t>
+              </w:r>
+              <w:proofErr w:type="spellEnd"/>
+              <w:r>
+                <w:rPr>
+                  <w:rStyle w:val="Hyperlink"/>
+                  <w:sz w:val="18"/>
+                </w:rPr>
+                <w:t>-p-kumar</w:t>
+              </w:r>
+            </w:hyperlink>
             <w:r>
               <w:rPr>
                 <w:color w:val="555555"/>
@@ -275,7 +293,39 @@
         <w:spacing w:after="80"/>
       </w:pPr>
       <w:r>
-        <w:t>She has extensive hands-on expertise in Python, SAP CPQ/CPI/BTP/S4 HANA, LangChain, LangGraph, AWS Bedrock, RAG pipelines, agentic AI workflows, FastAPI, Next.js, React, GraphQL, and .NET microservices. She has architected production GenAI systems, built multi-agent orchestration platforms, and led full quote-to-cash SAP implementations with integrations to SFDC CRM, SAP C4C, Commerce Cloud, Subscription Billing, ECC, and external middleware systems.</w:t>
+        <w:t xml:space="preserve">She has extensive hands-on expertise in Python, SAP CPQ/CPI/BTP/S4 HANA, </w:t>
+      </w:r>
+      <w:proofErr w:type="spellStart"/>
+      <w:r>
+        <w:t>LangChain</w:t>
+      </w:r>
+      <w:proofErr w:type="spellEnd"/>
+      <w:r>
+        <w:t xml:space="preserve">, </w:t>
+      </w:r>
+      <w:proofErr w:type="spellStart"/>
+      <w:r>
+        <w:t>LangGraph</w:t>
+      </w:r>
+      <w:proofErr w:type="spellEnd"/>
+      <w:r>
+        <w:t xml:space="preserve">, AWS Bedrock, RAG pipelines, agentic AI workflows, </w:t>
+      </w:r>
+      <w:proofErr w:type="spellStart"/>
+      <w:r>
+        <w:t>FastAPI</w:t>
+      </w:r>
+      <w:proofErr w:type="spellEnd"/>
+      <w:r>
+        <w:t xml:space="preserve">, Next.js, React, </w:t>
+      </w:r>
+      <w:proofErr w:type="spellStart"/>
+      <w:r>
+        <w:t>GraphQL</w:t>
+      </w:r>
+      <w:proofErr w:type="spellEnd"/>
+      <w:r>
+        <w:t>, and .NET microservices. She has architected production GenAI systems, built multi-agent orchestration platforms, and led full quote-to-cash SAP implementations with integrations to SFDC CRM, SAP C4C, Commerce Cloud, Subscription Billing, ECC, and external middleware systems.</w:t>
       </w:r>
     </w:p>
     <w:p>
@@ -353,8 +403,49 @@
                 <w:color w:val="555555"/>
                 <w:sz w:val="17"/>
               </w:rPr>
-              <w:t>RAG, Agentic AI, LangChain, LangGraph, AWS Bedrock, MCP, GPT-4, Gemini, WatsonX</w:t>
+              <w:t xml:space="preserve">RAG, Agentic AI, </w:t>
             </w:r>
+            <w:proofErr w:type="spellStart"/>
+            <w:r>
+              <w:rPr>
+                <w:color w:val="555555"/>
+                <w:sz w:val="17"/>
+              </w:rPr>
+              <w:t>LangChain</w:t>
+            </w:r>
+            <w:proofErr w:type="spellEnd"/>
+            <w:r>
+              <w:rPr>
+                <w:color w:val="555555"/>
+                <w:sz w:val="17"/>
+              </w:rPr>
+              <w:t xml:space="preserve">, </w:t>
+            </w:r>
+            <w:proofErr w:type="spellStart"/>
+            <w:r>
+              <w:rPr>
+                <w:color w:val="555555"/>
+                <w:sz w:val="17"/>
+              </w:rPr>
+              <w:t>LangGraph</w:t>
+            </w:r>
+            <w:proofErr w:type="spellEnd"/>
+            <w:r>
+              <w:rPr>
+                <w:color w:val="555555"/>
+                <w:sz w:val="17"/>
+              </w:rPr>
+              <w:t xml:space="preserve">, AWS Bedrock, MCP, GPT-4, Gemini, </w:t>
+            </w:r>
+            <w:proofErr w:type="spellStart"/>
+            <w:r>
+              <w:rPr>
+                <w:color w:val="555555"/>
+                <w:sz w:val="17"/>
+              </w:rPr>
+              <w:t>WatsonX</w:t>
+            </w:r>
+            <w:proofErr w:type="spellEnd"/>
           </w:p>
         </w:tc>
       </w:tr>
@@ -382,7 +473,39 @@
                 <w:color w:val="555555"/>
                 <w:sz w:val="17"/>
               </w:rPr>
-              <w:t>Python, FastAPI, .NET, GraphQL, REST APIs, PostgreSQL, Redis, Microservices</w:t>
+              <w:t xml:space="preserve">Python, </w:t>
+            </w:r>
+            <w:proofErr w:type="spellStart"/>
+            <w:r>
+              <w:rPr>
+                <w:color w:val="555555"/>
+                <w:sz w:val="17"/>
+              </w:rPr>
+              <w:t>FastAPI</w:t>
+            </w:r>
+            <w:proofErr w:type="spellEnd"/>
+            <w:r>
+              <w:rPr>
+                <w:color w:val="555555"/>
+                <w:sz w:val="17"/>
+              </w:rPr>
+              <w:t xml:space="preserve">, .NET, </w:t>
+            </w:r>
+            <w:proofErr w:type="spellStart"/>
+            <w:r>
+              <w:rPr>
+                <w:color w:val="555555"/>
+                <w:sz w:val="17"/>
+              </w:rPr>
+              <w:t>GraphQL</w:t>
+            </w:r>
+            <w:proofErr w:type="spellEnd"/>
+            <w:r>
+              <w:rPr>
+                <w:color w:val="555555"/>
+                <w:sz w:val="17"/>
+              </w:rPr>
+              <w:t>, REST APIs, PostgreSQL, Redis, Microservices</w:t>
             </w:r>
           </w:p>
         </w:tc>
@@ -406,7 +529,23 @@
                 <w:color w:val="555555"/>
                 <w:sz w:val="17"/>
               </w:rPr>
-              <w:t>Panda3D, PyOpenGL, 2D/3D Development, AR/VR, IoT, Game Modding</w:t>
+              <w:t xml:space="preserve">Panda3D, </w:t>
+            </w:r>
+            <w:proofErr w:type="spellStart"/>
+            <w:r>
+              <w:rPr>
+                <w:color w:val="555555"/>
+                <w:sz w:val="17"/>
+              </w:rPr>
+              <w:t>PyOpenGL</w:t>
+            </w:r>
+            <w:proofErr w:type="spellEnd"/>
+            <w:r>
+              <w:rPr>
+                <w:color w:val="555555"/>
+                <w:sz w:val="17"/>
+              </w:rPr>
+              <w:t>, 2D/3D Development, AR/VR, IoT, Game Modding</w:t>
             </w:r>
           </w:p>
         </w:tc>
@@ -459,7 +598,39 @@
                 <w:color w:val="555555"/>
                 <w:sz w:val="17"/>
               </w:rPr>
-              <w:t>React, Next.js, TypeScript, TailwindCSS, KnockoutJS, jQuery, HTML/CSS</w:t>
+              <w:t xml:space="preserve">React, Next.js, TypeScript, </w:t>
+            </w:r>
+            <w:proofErr w:type="spellStart"/>
+            <w:r>
+              <w:rPr>
+                <w:color w:val="555555"/>
+                <w:sz w:val="17"/>
+              </w:rPr>
+              <w:t>TailwindCSS</w:t>
+            </w:r>
+            <w:proofErr w:type="spellEnd"/>
+            <w:r>
+              <w:rPr>
+                <w:color w:val="555555"/>
+                <w:sz w:val="17"/>
+              </w:rPr>
+              <w:t xml:space="preserve">, </w:t>
+            </w:r>
+            <w:proofErr w:type="spellStart"/>
+            <w:r>
+              <w:rPr>
+                <w:color w:val="555555"/>
+                <w:sz w:val="17"/>
+              </w:rPr>
+              <w:t>KnockoutJS</w:t>
+            </w:r>
+            <w:proofErr w:type="spellEnd"/>
+            <w:r>
+              <w:rPr>
+                <w:color w:val="555555"/>
+                <w:sz w:val="17"/>
+              </w:rPr>
+              <w:t>, jQuery, HTML/CSS</w:t>
             </w:r>
           </w:p>
         </w:tc>
@@ -536,27 +707,53 @@
             </w:r>
           </w:p>
           <w:p>
+            <w:proofErr w:type="spellStart"/>
             <w:r>
               <w:rPr>
                 <w:sz w:val="18"/>
               </w:rPr>
-              <w:t>LangChain / LangGraph</w:t>
+              <w:t>LangChain</w:t>
             </w:r>
+            <w:proofErr w:type="spellEnd"/>
+            <w:r>
+              <w:rPr>
+                <w:sz w:val="18"/>
+              </w:rPr>
+              <w:t xml:space="preserve"> / </w:t>
+            </w:r>
+            <w:proofErr w:type="spellStart"/>
+            <w:r>
+              <w:rPr>
+                <w:sz w:val="18"/>
+              </w:rPr>
+              <w:t>LangGraph</w:t>
+            </w:r>
+            <w:proofErr w:type="spellEnd"/>
           </w:p>
           <w:p>
+            <w:proofErr w:type="spellStart"/>
             <w:r>
               <w:rPr>
                 <w:sz w:val="18"/>
               </w:rPr>
               <w:t>IronPython</w:t>
             </w:r>
+            <w:proofErr w:type="spellEnd"/>
           </w:p>
           <w:p>
+            <w:proofErr w:type="spellStart"/>
             <w:r>
               <w:rPr>
                 <w:sz w:val="18"/>
               </w:rPr>
-              <w:t>FastAPI / .NET</w:t>
+              <w:t>FastAPI</w:t>
+            </w:r>
+            <w:proofErr w:type="spellEnd"/>
+            <w:r>
+              <w:rPr>
+                <w:sz w:val="18"/>
+              </w:rPr>
+              <w:t xml:space="preserve"> / .NET</w:t>
             </w:r>
           </w:p>
         </w:tc>
@@ -583,11 +780,19 @@
             </w:r>
           </w:p>
           <w:p>
+            <w:proofErr w:type="spellStart"/>
             <w:r>
               <w:rPr>
                 <w:sz w:val="18"/>
               </w:rPr>
-              <w:t>GraphQL / REST APIs</w:t>
+              <w:t>GraphQL</w:t>
+            </w:r>
+            <w:proofErr w:type="spellEnd"/>
+            <w:r>
+              <w:rPr>
+                <w:sz w:val="18"/>
+              </w:rPr>
+              <w:t xml:space="preserve"> / REST APIs</w:t>
             </w:r>
           </w:p>
           <w:p>
@@ -684,8 +889,16 @@
               <w:rPr>
                 <w:sz w:val="18"/>
               </w:rPr>
-              <w:t>Panda3D / PyOpenGL</w:t>
+              <w:t xml:space="preserve">Panda3D / </w:t>
             </w:r>
+            <w:proofErr w:type="spellStart"/>
+            <w:r>
+              <w:rPr>
+                <w:sz w:val="18"/>
+              </w:rPr>
+              <w:t>PyOpenGL</w:t>
+            </w:r>
+            <w:proofErr w:type="spellEnd"/>
           </w:p>
           <w:p>
             <w:r>
@@ -696,11 +909,19 @@
             </w:r>
           </w:p>
           <w:p>
+            <w:proofErr w:type="spellStart"/>
             <w:r>
               <w:rPr>
                 <w:sz w:val="18"/>
               </w:rPr>
-              <w:t>TailwindCSS / jQuery</w:t>
+              <w:t>TailwindCSS</w:t>
+            </w:r>
+            <w:proofErr w:type="spellEnd"/>
+            <w:r>
+              <w:rPr>
+                <w:sz w:val="18"/>
+              </w:rPr>
+              <w:t xml:space="preserve"> / jQuery</w:t>
             </w:r>
           </w:p>
         </w:tc>
@@ -875,7 +1096,15 @@
         <w:spacing w:after="40"/>
       </w:pPr>
       <w:r>
-        <w:t>Developed WatsonX AI-powered chatbot for guided selling workflows</w:t>
+        <w:t xml:space="preserve">Developed </w:t>
+      </w:r>
+      <w:proofErr w:type="spellStart"/>
+      <w:r>
+        <w:t>WatsonX</w:t>
+      </w:r>
+      <w:proofErr w:type="spellEnd"/>
+      <w:r>
+        <w:t xml:space="preserve"> AI-powered chatbot for guided selling workflows</w:t>
       </w:r>
     </w:p>
     <w:p>
@@ -893,7 +1122,15 @@
         <w:spacing w:after="40"/>
       </w:pPr>
       <w:r>
-        <w:t>Designed and implemented GraphQL microservices for cross-system data orchestration</w:t>
+        <w:t xml:space="preserve">Designed and implemented </w:t>
+      </w:r>
+      <w:proofErr w:type="spellStart"/>
+      <w:r>
+        <w:t>GraphQL</w:t>
+      </w:r>
+      <w:proofErr w:type="spellEnd"/>
+      <w:r>
+        <w:t xml:space="preserve"> microservices for cross-system data orchestration</w:t>
       </w:r>
     </w:p>
     <w:p>
@@ -922,13 +1159,23 @@
       <w:pPr>
         <w:spacing w:after="40"/>
       </w:pPr>
+      <w:proofErr w:type="spellStart"/>
       <w:r>
         <w:rPr>
           <w:i/>
           <w:color w:val="555555"/>
           <w:sz w:val="19"/>
         </w:rPr>
-        <w:t>Fullstack Developer  |  2023 – 2024 (1 Year)</w:t>
+        <w:t>Fullstack</w:t>
+      </w:r>
+      <w:proofErr w:type="spellEnd"/>
+      <w:r>
+        <w:rPr>
+          <w:i/>
+          <w:color w:val="555555"/>
+          <w:sz w:val="19"/>
+        </w:rPr>
+        <w:t xml:space="preserve"> Developer  |  2023 – 2024 (1 Year)</w:t>
       </w:r>
     </w:p>
     <w:p>
@@ -946,7 +1193,15 @@
         <w:spacing w:after="40"/>
       </w:pPr>
       <w:r>
-        <w:t>Implemented WatsonX automation for intelligent product recommendations</w:t>
+        <w:t xml:space="preserve">Implemented </w:t>
+      </w:r>
+      <w:proofErr w:type="spellStart"/>
+      <w:r>
+        <w:t>WatsonX</w:t>
+      </w:r>
+      <w:proofErr w:type="spellEnd"/>
+      <w:r>
+        <w:t xml:space="preserve"> automation for intelligent product recommendations</w:t>
       </w:r>
     </w:p>
     <w:p>
@@ -955,7 +1210,15 @@
         <w:spacing w:after="40"/>
       </w:pPr>
       <w:r>
-        <w:t>Built GraphQL microservices for cross-system data synchronization</w:t>
+        <w:t xml:space="preserve">Built </w:t>
+      </w:r>
+      <w:proofErr w:type="spellStart"/>
+      <w:r>
+        <w:t>GraphQL</w:t>
+      </w:r>
+      <w:proofErr w:type="spellEnd"/>
+      <w:r>
+        <w:t xml:space="preserve"> microservices for cross-system data synchronization</w:t>
       </w:r>
     </w:p>
     <w:p>
@@ -1185,13 +1448,22 @@
         <w:spacing w:after="40"/>
       </w:pPr>
       <w:r>
-        <w:t>Developed PriceFx to SAP CPQ integration for truck configurator platform</w:t>
+        <w:t xml:space="preserve">Developed </w:t>
+      </w:r>
+      <w:proofErr w:type="spellStart"/>
+      <w:r>
+        <w:t>PriceFx</w:t>
+      </w:r>
+      <w:proofErr w:type="spellEnd"/>
+      <w:r>
+        <w:t xml:space="preserve"> to SAP CPQ integration for truck configurator platform</w:t>
       </w:r>
     </w:p>
     <w:p>
       <w:pPr>
         <w:spacing w:before="160" w:after="40"/>
       </w:pPr>
+      <w:proofErr w:type="spellStart"/>
       <w:r>
         <w:rPr>
           <w:b/>
@@ -1200,6 +1472,7 @@
         </w:rPr>
         <w:t>Kelloggs</w:t>
       </w:r>
+      <w:proofErr w:type="spellEnd"/>
     </w:p>
     <w:p>
       <w:pPr>
@@ -1287,7 +1560,23 @@
         <w:spacing w:after="40"/>
       </w:pPr>
       <w:r>
-        <w:t>Built agentic AI workflows using LangChain and LangGraph architecture</w:t>
+        <w:t xml:space="preserve">Built agentic AI workflows using </w:t>
+      </w:r>
+      <w:proofErr w:type="spellStart"/>
+      <w:r>
+        <w:t>LangChain</w:t>
+      </w:r>
+      <w:proofErr w:type="spellEnd"/>
+      <w:r>
+        <w:t xml:space="preserve"> and </w:t>
+      </w:r>
+      <w:proofErr w:type="spellStart"/>
+      <w:r>
+        <w:t>LangGraph</w:t>
+      </w:r>
+      <w:proofErr w:type="spellEnd"/>
+      <w:r>
+        <w:t xml:space="preserve"> architecture</w:t>
       </w:r>
     </w:p>
     <w:p>
@@ -1316,13 +1605,23 @@
       <w:pPr>
         <w:spacing w:after="40"/>
       </w:pPr>
+      <w:proofErr w:type="spellStart"/>
       <w:r>
         <w:rPr>
           <w:i/>
           <w:color w:val="555555"/>
           <w:sz w:val="19"/>
         </w:rPr>
-        <w:t>Fullstack Developer  |  2026 (Ongoing)</w:t>
+        <w:t>Fullstack</w:t>
+      </w:r>
+      <w:proofErr w:type="spellEnd"/>
+      <w:r>
+        <w:rPr>
+          <w:i/>
+          <w:color w:val="555555"/>
+          <w:sz w:val="19"/>
+        </w:rPr>
+        <w:t xml:space="preserve"> Developer  |  2026 (Ongoing)</w:t>
       </w:r>
     </w:p>
     <w:p>
@@ -1499,7 +1798,25 @@
           <w:color w:val="1A3C6D"/>
           <w:sz w:val="22"/>
         </w:rPr>
-        <w:t>E-MedicalHELP — Emergency Medical Response System</w:t>
+        <w:t>E-</w:t>
+      </w:r>
+      <w:proofErr w:type="spellStart"/>
+      <w:r>
+        <w:rPr>
+          <w:b/>
+          <w:color w:val="1A3C6D"/>
+          <w:sz w:val="22"/>
+        </w:rPr>
+        <w:t>MedicalHELP</w:t>
+      </w:r>
+      <w:proofErr w:type="spellEnd"/>
+      <w:r>
+        <w:rPr>
+          <w:b/>
+          <w:color w:val="1A3C6D"/>
+          <w:sz w:val="22"/>
+        </w:rPr>
+        <w:t xml:space="preserve"> — Emergency Medical Response System</w:t>
       </w:r>
     </w:p>
     <w:p>
@@ -1546,26 +1863,46 @@
       <w:pPr>
         <w:spacing w:before="160" w:after="40"/>
       </w:pPr>
+      <w:proofErr w:type="spellStart"/>
       <w:r>
         <w:rPr>
           <w:b/>
           <w:color w:val="1A3C6D"/>
           <w:sz w:val="22"/>
         </w:rPr>
-        <w:t>Explainosphere — Universal Learning Platform</w:t>
+        <w:t>Explainosphere</w:t>
+      </w:r>
+      <w:proofErr w:type="spellEnd"/>
+      <w:r>
+        <w:rPr>
+          <w:b/>
+          <w:color w:val="1A3C6D"/>
+          <w:sz w:val="22"/>
+        </w:rPr>
+        <w:t xml:space="preserve"> — Universal Learning Platform</w:t>
       </w:r>
     </w:p>
     <w:p>
       <w:pPr>
         <w:spacing w:after="40"/>
       </w:pPr>
+      <w:proofErr w:type="spellStart"/>
       <w:r>
         <w:rPr>
           <w:i/>
           <w:color w:val="555555"/>
           <w:sz w:val="19"/>
         </w:rPr>
-        <w:t>Fullstack Developer  |  2024 (Complete)</w:t>
+        <w:t>Fullstack</w:t>
+      </w:r>
+      <w:proofErr w:type="spellEnd"/>
+      <w:r>
+        <w:rPr>
+          <w:i/>
+          <w:color w:val="555555"/>
+          <w:sz w:val="19"/>
+        </w:rPr>
+        <w:t xml:space="preserve"> Developer  |  2024 (Complete)</w:t>
       </w:r>
     </w:p>
     <w:p>
@@ -1574,7 +1911,15 @@
         <w:spacing w:after="40"/>
       </w:pPr>
       <w:r>
-        <w:t>Designed curiosity-driven learning platform with FastAPI backend and Next.js frontend</w:t>
+        <w:t xml:space="preserve">Designed curiosity-driven learning platform with </w:t>
+      </w:r>
+      <w:proofErr w:type="spellStart"/>
+      <w:r>
+        <w:t>FastAPI</w:t>
+      </w:r>
+      <w:proofErr w:type="spellEnd"/>
+      <w:r>
+        <w:t xml:space="preserve"> backend and Next.js frontend</w:t>
       </w:r>
     </w:p>
     <w:p>
@@ -1643,13 +1988,41 @@
       <w:pPr>
         <w:spacing w:before="160" w:after="40"/>
       </w:pPr>
+      <w:proofErr w:type="spellStart"/>
       <w:r>
         <w:rPr>
           <w:b/>
           <w:color w:val="1A3C6D"/>
           <w:sz w:val="22"/>
         </w:rPr>
-        <w:t>Navgyan Niyojan — Education Initiative</w:t>
+        <w:t>Navgyan</w:t>
+      </w:r>
+      <w:proofErr w:type="spellEnd"/>
+      <w:r>
+        <w:rPr>
+          <w:b/>
+          <w:color w:val="1A3C6D"/>
+          <w:sz w:val="22"/>
+        </w:rPr>
+        <w:t xml:space="preserve"> </w:t>
+      </w:r>
+      <w:proofErr w:type="spellStart"/>
+      <w:r>
+        <w:rPr>
+          <w:b/>
+          <w:color w:val="1A3C6D"/>
+          <w:sz w:val="22"/>
+        </w:rPr>
+        <w:t>Niyojan</w:t>
+      </w:r>
+      <w:proofErr w:type="spellEnd"/>
+      <w:r>
+        <w:rPr>
+          <w:b/>
+          <w:color w:val="1A3C6D"/>
+          <w:sz w:val="22"/>
+        </w:rPr>
+        <w:t xml:space="preserve"> — Education Initiative</w:t>
       </w:r>
     </w:p>
     <w:p>
@@ -1785,8 +2158,13 @@
         <w:spacing w:after="40"/>
       </w:pPr>
       <w:r>
-        <w:t>Built knowledge ontology system using OwlReady2 and Keras</w:t>
-      </w:r>
+        <w:t xml:space="preserve">Built knowledge ontology system using OwlReady2 and </w:t>
+      </w:r>
+      <w:proofErr w:type="spellStart"/>
+      <w:r>
+        <w:t>Keras</w:t>
+      </w:r>
+      <w:proofErr w:type="spellEnd"/>
     </w:p>
     <w:p>
       <w:pPr>
@@ -1932,8 +2310,17 @@
           <w:i/>
           <w:sz w:val="19"/>
         </w:rPr>
-        <w:t>Thesis Projects: MCOACH (Knowledge Ontology + Keras</w:t>
-      </w:r>
+        <w:t xml:space="preserve">Thesis Projects: MCOACH (Knowledge Ontology + </w:t>
+      </w:r>
+      <w:proofErr w:type="spellStart"/>
+      <w:r>
+        <w:rPr>
+          <w:i/>
+          <w:sz w:val="19"/>
+        </w:rPr>
+        <w:t>Keras</w:t>
+      </w:r>
+      <w:proofErr w:type="spellEnd"/>
       <w:r>
         <w:rPr>
           <w:i/>
@@ -2003,7 +2390,15 @@
         <w:t>TCS DISQ Finalist</w:t>
       </w:r>
       <w:r>
-        <w:t xml:space="preserve"> — Ranked 17th nationally in TCS Digital Callforsolutions 2022</w:t>
+        <w:t xml:space="preserve"> — Ranked 17th nationally in TCS Digital </w:t>
+      </w:r>
+      <w:proofErr w:type="spellStart"/>
+      <w:r>
+        <w:t>Callforsolutions</w:t>
+      </w:r>
+      <w:proofErr w:type="spellEnd"/>
+      <w:r>
+        <w:t xml:space="preserve"> 2022</w:t>
       </w:r>
     </w:p>
     <w:p>

--- a/DevyaniPKumar-profile.docx
+++ b/DevyaniPKumar-profile.docx
@@ -2,2498 +2,891 @@
 <file path=word/document.xml><?xml version="1.0" encoding="utf-8"?>
 <w:document xmlns:wpc="http://schemas.microsoft.com/office/word/2010/wordprocessingCanvas" xmlns:cx="http://schemas.microsoft.com/office/drawing/2014/chartex" xmlns:cx1="http://schemas.microsoft.com/office/drawing/2015/9/8/chartex" xmlns:cx2="http://schemas.microsoft.com/office/drawing/2015/10/21/chartex" xmlns:cx3="http://schemas.microsoft.com/office/drawing/2016/5/9/chartex" xmlns:cx4="http://schemas.microsoft.com/office/drawing/2016/5/10/chartex" xmlns:cx5="http://schemas.microsoft.com/office/drawing/2016/5/11/chartex" xmlns:cx6="http://schemas.microsoft.com/office/drawing/2016/5/12/chartex" xmlns:cx7="http://schemas.microsoft.com/office/drawing/2016/5/13/chartex" xmlns:cx8="http://schemas.microsoft.com/office/drawing/2016/5/14/chartex" xmlns:mc="http://schemas.openxmlformats.org/markup-compatibility/2006" xmlns:aink="http://schemas.microsoft.com/office/drawing/2016/ink" xmlns:am3d="http://schemas.microsoft.com/office/drawing/2017/model3d" xmlns:o="urn:schemas-microsoft-com:office:office" xmlns:oel="http://schemas.microsoft.com/office/2019/extlst" xmlns:r="http://schemas.openxmlformats.org/officeDocument/2006/relationships" xmlns:m="http://schemas.openxmlformats.org/officeDocument/2006/math" xmlns:v="urn:schemas-microsoft-com:vml" xmlns:wp14="http://schemas.microsoft.com/office/word/2010/wordprocessingDrawing" xmlns:wp="http://schemas.openxmlformats.org/drawingml/2006/wordprocessingDrawing" xmlns:w10="urn:schemas-microsoft-com:office:word" xmlns:w="http://schemas.openxmlformats.org/wordprocessingml/2006/main" xmlns:w14="http://schemas.microsoft.com/office/word/2010/wordml" xmlns:w15="http://schemas.microsoft.com/office/word/2012/wordml" xmlns:w16cex="http://schemas.microsoft.com/office/word/2018/wordml/cex" xmlns:w16cid="http://schemas.microsoft.com/office/word/2016/wordml/cid" xmlns:w16="http://schemas.microsoft.com/office/word/2018/wordml" xmlns:w16du="http://schemas.microsoft.com/office/word/2023/wordml/word16du" xmlns:w16sdtdh="http://schemas.microsoft.com/office/word/2020/wordml/sdtdatahash" xmlns:w16sdtfl="http://schemas.microsoft.com/office/word/2024/wordml/sdtformatlock" xmlns:w16se="http://schemas.microsoft.com/office/word/2015/wordml/symex" xmlns:wpg="http://schemas.microsoft.com/office/word/2010/wordprocessingGroup" xmlns:wpi="http://schemas.microsoft.com/office/word/2010/wordprocessingInk" xmlns:wne="http://schemas.microsoft.com/office/word/2006/wordml" xmlns:wps="http://schemas.microsoft.com/office/word/2010/wordprocessingShape" mc:Ignorable="w14 w15 w16se w16cid w16 w16cex w16sdtdh w16sdtfl w16du wp14">
   <w:body>
-    <w:tbl>
-      <w:tblPr>
-        <w:tblW w:w="0" w:type="auto"/>
-        <w:tblLook w:val="04A0" w:firstRow="1" w:lastRow="0" w:firstColumn="1" w:lastColumn="0" w:noHBand="0" w:noVBand="1"/>
-      </w:tblPr>
-      <w:tblGrid>
-        <w:gridCol w:w="1806"/>
-        <w:gridCol w:w="7370"/>
-      </w:tblGrid>
-      <w:tr>
-        <w:tc>
-          <w:tcPr>
-            <w:tcW w:w="1400" w:type="dxa"/>
-          </w:tcPr>
-          <w:p>
-            <w:pPr>
-              <w:jc w:val="center"/>
-            </w:pPr>
-            <w:r>
-              <w:rPr>
-                <w:noProof/>
-              </w:rPr>
-              <w:drawing>
-                <wp:inline distT="0" distB="0" distL="0" distR="0" wp14:anchorId="6A136AFF" wp14:editId="311229F0">
-                  <wp:extent cx="1009650" cy="1368697"/>
-                  <wp:effectExtent l="0" t="0" r="0" b="3175"/>
-                  <wp:docPr id="1702985213" name="Picture 1"/>
-                  <wp:cNvGraphicFramePr>
-                    <a:graphicFrameLocks xmlns:a="http://schemas.openxmlformats.org/drawingml/2006/main" noChangeAspect="1"/>
-                  </wp:cNvGraphicFramePr>
-                  <a:graphic xmlns:a="http://schemas.openxmlformats.org/drawingml/2006/main">
-                    <a:graphicData uri="http://schemas.openxmlformats.org/drawingml/2006/picture">
-                      <pic:pic xmlns:pic="http://schemas.openxmlformats.org/drawingml/2006/picture">
-                        <pic:nvPicPr>
-                          <pic:cNvPr id="0" name="Picture 1"/>
-                          <pic:cNvPicPr>
-                            <a:picLocks noChangeAspect="1" noChangeArrowheads="1"/>
-                          </pic:cNvPicPr>
-                        </pic:nvPicPr>
-                        <pic:blipFill>
-                          <a:blip r:embed="rId6">
-                            <a:extLst>
-                              <a:ext uri="{28A0092B-C50C-407E-A947-70E740481C1C}">
-                                <a14:useLocalDpi xmlns:a14="http://schemas.microsoft.com/office/drawing/2010/main" val="0"/>
-                              </a:ext>
-                            </a:extLst>
-                          </a:blip>
-                          <a:srcRect/>
-                          <a:stretch>
-                            <a:fillRect/>
-                          </a:stretch>
-                        </pic:blipFill>
-                        <pic:spPr bwMode="auto">
-                          <a:xfrm>
-                            <a:off x="0" y="0"/>
-                            <a:ext cx="1020667" cy="1383632"/>
-                          </a:xfrm>
-                          <a:prstGeom prst="rect">
-                            <a:avLst/>
-                          </a:prstGeom>
-                          <a:noFill/>
-                          <a:ln>
-                            <a:noFill/>
-                          </a:ln>
-                        </pic:spPr>
-                      </pic:pic>
-                    </a:graphicData>
-                  </a:graphic>
-                </wp:inline>
-              </w:drawing>
-            </w:r>
-          </w:p>
-        </w:tc>
-        <w:tc>
-          <w:tcPr>
-            <w:tcW w:w="7370" w:type="dxa"/>
-          </w:tcPr>
-          <w:p>
-            <w:r>
-              <w:rPr>
-                <w:b/>
-                <w:color w:val="1A3C6D"/>
-                <w:sz w:val="44"/>
-              </w:rPr>
-              <w:t>DEVYANI P. KUMAR</w:t>
-            </w:r>
-          </w:p>
-          <w:p>
-            <w:pPr>
-              <w:spacing w:after="0"/>
-            </w:pPr>
-            <w:r>
-              <w:rPr>
-                <w:i/>
-                <w:color w:val="555555"/>
-                <w:sz w:val="26"/>
-              </w:rPr>
-              <w:t>‘Senior Consultant’ ‘Senior Developer’</w:t>
-            </w:r>
-            <w:r>
-              <w:rPr>
-                <w:i/>
-              </w:rPr>
-              <w:t xml:space="preserve"> @</w:t>
-            </w:r>
-            <w:r>
-              <w:rPr>
-                <w:color w:val="777777"/>
-              </w:rPr>
-              <w:t xml:space="preserve">Deloitte Digital! </w:t>
-            </w:r>
-          </w:p>
-          <w:p>
-            <w:pPr>
-              <w:spacing w:after="0"/>
-              <w:rPr>
-                <w:color w:val="555555"/>
-                <w:sz w:val="18"/>
-              </w:rPr>
-            </w:pPr>
-            <w:r>
-              <w:rPr>
-                <w:color w:val="555555"/>
-                <w:sz w:val="18"/>
-              </w:rPr>
-              <w:t xml:space="preserve">Mobile: +91-7014-405-433 | Email: </w:t>
-            </w:r>
-            <w:hyperlink r:id="rId7" w:history="1">
-              <w:r>
-                <w:rPr>
-                  <w:rStyle w:val="Hyperlink"/>
-                  <w:sz w:val="18"/>
-                </w:rPr>
-                <w:t>dev16pk@gmail.com</w:t>
-              </w:r>
-            </w:hyperlink>
-            <w:r>
-              <w:rPr>
-                <w:color w:val="555555"/>
-                <w:sz w:val="18"/>
-              </w:rPr>
-              <w:t xml:space="preserve"> | </w:t>
-            </w:r>
-            <w:hyperlink r:id="rId8" w:history="1">
-              <w:r>
-                <w:rPr>
-                  <w:rStyle w:val="Hyperlink"/>
-                  <w:sz w:val="18"/>
-                </w:rPr>
-                <w:t>linkedin.com/in/</w:t>
-              </w:r>
-              <w:proofErr w:type="spellStart"/>
-              <w:r>
-                <w:rPr>
-                  <w:rStyle w:val="Hyperlink"/>
-                  <w:sz w:val="18"/>
-                </w:rPr>
-                <w:t>devyani</w:t>
-              </w:r>
-              <w:proofErr w:type="spellEnd"/>
-              <w:r>
-                <w:rPr>
-                  <w:rStyle w:val="Hyperlink"/>
-                  <w:sz w:val="18"/>
-                </w:rPr>
-                <w:t>-p-kumar</w:t>
-              </w:r>
-            </w:hyperlink>
-            <w:r>
-              <w:rPr>
-                <w:color w:val="555555"/>
-                <w:sz w:val="18"/>
-              </w:rPr>
-              <w:t xml:space="preserve"> </w:t>
-            </w:r>
-          </w:p>
-          <w:p>
-            <w:pPr>
-              <w:spacing w:after="0"/>
-              <w:rPr>
-                <w:color w:val="555555"/>
-                <w:sz w:val="18"/>
-              </w:rPr>
-            </w:pPr>
-          </w:p>
-          <w:p>
-            <w:pPr>
-              <w:spacing w:after="0"/>
-            </w:pPr>
-            <w:r>
-              <w:rPr>
-                <w:b/>
-                <w:bCs/>
-                <w:i/>
-                <w:iCs/>
-              </w:rPr>
-              <w:t>“</w:t>
-            </w:r>
-            <w:r>
-              <w:rPr>
-                <w:b/>
-                <w:bCs/>
-                <w:i/>
-                <w:iCs/>
-              </w:rPr>
-              <w:t xml:space="preserve">TARGET LEVEL </w:t>
-            </w:r>
-            <w:r>
-              <w:rPr>
-                <w:b/>
-                <w:bCs/>
-                <w:i/>
-                <w:iCs/>
-              </w:rPr>
-              <w:t>2</w:t>
-            </w:r>
-            <w:r>
-              <w:rPr>
-                <w:b/>
-                <w:bCs/>
-                <w:i/>
-                <w:iCs/>
-              </w:rPr>
-              <w:t>6 ‘SURVIVE TERMINATION ANNILATING CHEAT CODES WITHOUT SELF DESTRUCTION TO ATTAIN SALVATION</w:t>
-            </w:r>
-            <w:r>
-              <w:rPr>
-                <w:b/>
-                <w:bCs/>
-                <w:i/>
-                <w:iCs/>
-              </w:rPr>
-              <w:t>”</w:t>
-            </w:r>
-          </w:p>
-        </w:tc>
-      </w:tr>
-    </w:tbl>
     <w:p>
       <w:pPr>
-        <w:pBdr>
-          <w:bottom w:val="single" w:sz="4" w:space="1" w:color="1A3C6D"/>
-        </w:pBdr>
-        <w:spacing w:before="280" w:after="80"/>
+        <w:spacing w:after="0" w:line="320" w:lineRule="exact"/>
+        <w:jc w:val="center"/>
       </w:pPr>
       <w:r>
         <w:rPr>
+          <w:rFonts w:ascii="Calibri" w:hAnsi="Calibri"/>
           <w:b/>
-          <w:color w:val="1A3C6D"/>
-          <w:sz w:val="26"/>
+          <w:color w:val="1A1A2E"/>
+          <w:sz w:val="28"/>
         </w:rPr>
-        <w:t>PROFILE SUMMARY</w:t>
+        <w:t>DEVYANI P. KUMAR</w:t>
       </w:r>
     </w:p>
     <w:p>
       <w:pPr>
-        <w:spacing w:after="80"/>
+        <w:spacing w:after="0" w:line="220" w:lineRule="exact"/>
+        <w:jc w:val="center"/>
       </w:pPr>
       <w:r>
-        <w:t xml:space="preserve">Devyani is a </w:t>
-      </w:r>
-      <w:r>
-        <w:t xml:space="preserve">core </w:t>
-      </w:r>
-      <w:r>
-        <w:t xml:space="preserve">AI </w:t>
-      </w:r>
-      <w:r>
-        <w:t>Developer/Architect and SAP Products Solutions Expert (Senior Consultant)</w:t>
-      </w:r>
-      <w:r>
-        <w:t xml:space="preserve"> at Deloitte with 5.</w:t>
-      </w:r>
-      <w:r>
-        <w:t>7</w:t>
-      </w:r>
-      <w:r>
-        <w:t xml:space="preserve"> years of professional experience in enterprise solution design, development, and architecture. She specializes in SAP CPQ techno-functional consulting and Generative AI architecture, delivering end-to-end implementations across </w:t>
-      </w:r>
-      <w:r>
-        <w:t xml:space="preserve">popular </w:t>
-      </w:r>
-      <w:r>
-        <w:t>clients including HP Inc., IBM, Disney, ESPN, FedEx, BioMarin, Sanofi, Konica Minolta, and FARO.</w:t>
+        <w:rPr>
+          <w:rFonts w:ascii="Calibri" w:hAnsi="Calibri"/>
+          <w:color w:val="444466"/>
+          <w:sz w:val="20"/>
+        </w:rPr>
+        <w:t>Senior Lead Developer  ·  Solutions Architect  ·  Deloitte Digital</w:t>
       </w:r>
     </w:p>
     <w:p>
       <w:pPr>
-        <w:spacing w:after="80"/>
+        <w:spacing w:after="20" w:line="200" w:lineRule="exact"/>
+        <w:jc w:val="center"/>
       </w:pPr>
       <w:r>
-        <w:t xml:space="preserve">She has extensive hands-on expertise in Python, SAP CPQ/CPI/BTP/S4 HANA, </w:t>
+        <w:rPr>
+          <w:rFonts w:ascii="Calibri" w:hAnsi="Calibri"/>
+          <w:color w:val="555555"/>
+          <w:sz w:val="18"/>
+        </w:rPr>
+        <w:t xml:space="preserve">+91-7014-405-433  ·  </w:t>
       </w:r>
-      <w:proofErr w:type="spellStart"/>
+      <w:hyperlink r:id="rId6" w:history="1">
+        <w:r>
+          <w:rPr>
+            <w:rStyle w:val="Hyperlink"/>
+            <w:rFonts w:ascii="Calibri" w:hAnsi="Calibri"/>
+            <w:sz w:val="18"/>
+          </w:rPr>
+          <w:t xml:space="preserve">dev16pk@gmail.com </w:t>
+        </w:r>
+      </w:hyperlink>
       <w:r>
-        <w:t>LangChain</w:t>
+        <w:rPr>
+          <w:rFonts w:ascii="Calibri" w:hAnsi="Calibri"/>
+          <w:color w:val="555555"/>
+          <w:sz w:val="18"/>
+        </w:rPr>
+        <w:t xml:space="preserve"> ·  </w:t>
       </w:r>
-      <w:proofErr w:type="spellEnd"/>
+      <w:hyperlink r:id="rId7" w:history="1">
+        <w:r>
+          <w:rPr>
+            <w:rStyle w:val="Hyperlink"/>
+            <w:sz w:val="18"/>
+          </w:rPr>
+          <w:t>linkedin.com/in/devyani-p-kumar</w:t>
+        </w:r>
+      </w:hyperlink>
+    </w:p>
+    <w:p>
+      <w:pPr>
+        <w:pBdr>
+          <w:bottom w:val="single" w:sz="4" w:space="1" w:color="333366"/>
+        </w:pBdr>
+        <w:spacing w:before="100" w:after="30" w:line="240" w:lineRule="exact"/>
+        <w:rPr>
+          <w:rFonts w:ascii="Calibri" w:hAnsi="Calibri"/>
+          <w:b/>
+          <w:color w:val="1A1A2E"/>
+          <w:sz w:val="21"/>
+        </w:rPr>
+      </w:pPr>
+    </w:p>
+    <w:p>
+      <w:pPr>
+        <w:pBdr>
+          <w:bottom w:val="single" w:sz="4" w:space="1" w:color="333366"/>
+        </w:pBdr>
+        <w:spacing w:before="100" w:after="30" w:line="240" w:lineRule="exact"/>
+      </w:pPr>
       <w:r>
-        <w:t xml:space="preserve">, </w:t>
+        <w:rPr>
+          <w:rFonts w:ascii="Calibri" w:hAnsi="Calibri"/>
+          <w:b/>
+          <w:color w:val="1A1A2E"/>
+          <w:sz w:val="21"/>
+        </w:rPr>
+        <w:t>PROFESSIONAL SUMMARY</w:t>
       </w:r>
-      <w:proofErr w:type="spellStart"/>
+    </w:p>
+    <w:p>
+      <w:pPr>
+        <w:spacing w:after="20" w:line="240" w:lineRule="exact"/>
+      </w:pPr>
       <w:r>
-        <w:t>LangGraph</w:t>
+        <w:rPr>
+          <w:rFonts w:ascii="Calibri" w:hAnsi="Calibri"/>
+          <w:sz w:val="19"/>
+        </w:rPr>
+        <w:t xml:space="preserve">Solutions Architect and AI Developer with 5.8 years at Deloitte. Delivered 8+ SAP CPQ implementations for </w:t>
       </w:r>
-      <w:proofErr w:type="spellEnd"/>
       <w:r>
-        <w:t xml:space="preserve">, AWS Bedrock, RAG pipelines, agentic AI workflows, </w:t>
+        <w:rPr>
+          <w:rFonts w:ascii="Calibri" w:hAnsi="Calibri"/>
+          <w:sz w:val="19"/>
+        </w:rPr>
+        <w:t>top performing industry</w:t>
       </w:r>
-      <w:proofErr w:type="spellStart"/>
       <w:r>
-        <w:t>FastAPI</w:t>
+        <w:rPr>
+          <w:rFonts w:ascii="Calibri" w:hAnsi="Calibri"/>
+          <w:sz w:val="19"/>
+        </w:rPr>
+        <w:t xml:space="preserve"> clients (HP, IBM, Disney, ESPN, FedEx, Sanofi, Symetra). Architected production GenAI systems with RAG, agentic workflows, and multi-agent orchestration. </w:t>
       </w:r>
-      <w:proofErr w:type="spellEnd"/>
       <w:r>
-        <w:t xml:space="preserve">, Next.js, React, </w:t>
-      </w:r>
-      <w:proofErr w:type="spellStart"/>
-      <w:r>
-        <w:t>GraphQL</w:t>
-      </w:r>
-      <w:proofErr w:type="spellEnd"/>
-      <w:r>
-        <w:t>, and .NET microservices. She has architected production GenAI systems, built multi-agent orchestration platforms, and led full quote-to-cash SAP implementations with integrations to SFDC CRM, SAP C4C, Commerce Cloud, Subscription Billing, ECC, and external middleware systems.</w:t>
+        <w:rPr>
+          <w:rFonts w:ascii="Calibri" w:hAnsi="Calibri"/>
+          <w:sz w:val="19"/>
+        </w:rPr>
+        <w:t>Co-founded AR pipelines (open source AR frames library and toolkit to generate AR frameworks)</w:t>
       </w:r>
     </w:p>
     <w:p>
       <w:pPr>
         <w:pBdr>
-          <w:bottom w:val="single" w:sz="4" w:space="1" w:color="1A3C6D"/>
+          <w:bottom w:val="single" w:sz="4" w:space="1" w:color="333366"/>
         </w:pBdr>
-        <w:spacing w:before="280" w:after="80"/>
+        <w:spacing w:before="100" w:after="30" w:line="240" w:lineRule="exact"/>
+        <w:rPr>
+          <w:rFonts w:ascii="Calibri" w:hAnsi="Calibri"/>
+          <w:b/>
+          <w:color w:val="1A1A2E"/>
+          <w:sz w:val="21"/>
+        </w:rPr>
+      </w:pPr>
+    </w:p>
+    <w:p>
+      <w:pPr>
+        <w:pBdr>
+          <w:bottom w:val="single" w:sz="4" w:space="1" w:color="333366"/>
+        </w:pBdr>
+        <w:spacing w:before="100" w:after="30" w:line="240" w:lineRule="exact"/>
       </w:pPr>
       <w:r>
         <w:rPr>
+          <w:rFonts w:ascii="Calibri" w:hAnsi="Calibri"/>
           <w:b/>
-          <w:color w:val="1A3C6D"/>
-          <w:sz w:val="26"/>
+          <w:color w:val="1A1A2E"/>
+          <w:sz w:val="21"/>
         </w:rPr>
-        <w:t>CORE COMPETENCIES</w:t>
+        <w:t>TECHNICAL SKILLS</w:t>
       </w:r>
     </w:p>
-    <w:tbl>
-      <w:tblPr>
-        <w:tblStyle w:val="TableGrid"/>
-        <w:tblW w:w="0" w:type="auto"/>
-        <w:jc w:val="center"/>
-        <w:tblLook w:val="04A0" w:firstRow="1" w:lastRow="0" w:firstColumn="1" w:lastColumn="0" w:noHBand="0" w:noVBand="1"/>
-      </w:tblPr>
-      <w:tblGrid>
-        <w:gridCol w:w="4535"/>
-        <w:gridCol w:w="4535"/>
-      </w:tblGrid>
-      <w:tr>
-        <w:trPr>
-          <w:jc w:val="center"/>
-        </w:trPr>
-        <w:tc>
-          <w:tcPr>
-            <w:tcW w:w="4535" w:type="dxa"/>
-          </w:tcPr>
-          <w:p>
-            <w:r>
-              <w:rPr>
-                <w:b/>
-                <w:color w:val="1A3C6D"/>
-                <w:sz w:val="18"/>
-              </w:rPr>
-              <w:t>SAP Solutions (95%)</w:t>
-            </w:r>
-          </w:p>
-          <w:p>
-            <w:r>
-              <w:rPr>
-                <w:color w:val="555555"/>
-                <w:sz w:val="17"/>
-              </w:rPr>
-              <w:t>Enterprise CPQ, CPI, BTP, S4 HANA, Commerce Cloud, C4C, Subscription Billing, ECC</w:t>
-            </w:r>
-          </w:p>
-        </w:tc>
-        <w:tc>
-          <w:tcPr>
-            <w:tcW w:w="4535" w:type="dxa"/>
-          </w:tcPr>
-          <w:p>
-            <w:r>
-              <w:rPr>
-                <w:b/>
-                <w:color w:val="1A3C6D"/>
-                <w:sz w:val="18"/>
-              </w:rPr>
-              <w:t>GenAI &amp; LLMs (90%)</w:t>
-            </w:r>
-          </w:p>
-          <w:p>
-            <w:r>
-              <w:rPr>
-                <w:color w:val="555555"/>
-                <w:sz w:val="17"/>
-              </w:rPr>
-              <w:t xml:space="preserve">RAG, Agentic AI, </w:t>
-            </w:r>
-            <w:proofErr w:type="spellStart"/>
-            <w:r>
-              <w:rPr>
-                <w:color w:val="555555"/>
-                <w:sz w:val="17"/>
-              </w:rPr>
-              <w:t>LangChain</w:t>
-            </w:r>
-            <w:proofErr w:type="spellEnd"/>
-            <w:r>
-              <w:rPr>
-                <w:color w:val="555555"/>
-                <w:sz w:val="17"/>
-              </w:rPr>
-              <w:t xml:space="preserve">, </w:t>
-            </w:r>
-            <w:proofErr w:type="spellStart"/>
-            <w:r>
-              <w:rPr>
-                <w:color w:val="555555"/>
-                <w:sz w:val="17"/>
-              </w:rPr>
-              <w:t>LangGraph</w:t>
-            </w:r>
-            <w:proofErr w:type="spellEnd"/>
-            <w:r>
-              <w:rPr>
-                <w:color w:val="555555"/>
-                <w:sz w:val="17"/>
-              </w:rPr>
-              <w:t xml:space="preserve">, AWS Bedrock, MCP, GPT-4, Gemini, </w:t>
-            </w:r>
-            <w:proofErr w:type="spellStart"/>
-            <w:r>
-              <w:rPr>
-                <w:color w:val="555555"/>
-                <w:sz w:val="17"/>
-              </w:rPr>
-              <w:t>WatsonX</w:t>
-            </w:r>
-            <w:proofErr w:type="spellEnd"/>
-          </w:p>
-        </w:tc>
-      </w:tr>
-      <w:tr>
-        <w:trPr>
-          <w:jc w:val="center"/>
-        </w:trPr>
-        <w:tc>
-          <w:tcPr>
-            <w:tcW w:w="4535" w:type="dxa"/>
-          </w:tcPr>
-          <w:p>
-            <w:r>
-              <w:rPr>
-                <w:b/>
-                <w:color w:val="1A3C6D"/>
-                <w:sz w:val="18"/>
-              </w:rPr>
-              <w:t>Backend Systems (88%)</w:t>
-            </w:r>
-          </w:p>
-          <w:p>
-            <w:r>
-              <w:rPr>
-                <w:color w:val="555555"/>
-                <w:sz w:val="17"/>
-              </w:rPr>
-              <w:t xml:space="preserve">Python, </w:t>
-            </w:r>
-            <w:proofErr w:type="spellStart"/>
-            <w:r>
-              <w:rPr>
-                <w:color w:val="555555"/>
-                <w:sz w:val="17"/>
-              </w:rPr>
-              <w:t>FastAPI</w:t>
-            </w:r>
-            <w:proofErr w:type="spellEnd"/>
-            <w:r>
-              <w:rPr>
-                <w:color w:val="555555"/>
-                <w:sz w:val="17"/>
-              </w:rPr>
-              <w:t xml:space="preserve">, .NET, </w:t>
-            </w:r>
-            <w:proofErr w:type="spellStart"/>
-            <w:r>
-              <w:rPr>
-                <w:color w:val="555555"/>
-                <w:sz w:val="17"/>
-              </w:rPr>
-              <w:t>GraphQL</w:t>
-            </w:r>
-            <w:proofErr w:type="spellEnd"/>
-            <w:r>
-              <w:rPr>
-                <w:color w:val="555555"/>
-                <w:sz w:val="17"/>
-              </w:rPr>
-              <w:t>, REST APIs, PostgreSQL, Redis, Microservices</w:t>
-            </w:r>
-          </w:p>
-        </w:tc>
-        <w:tc>
-          <w:tcPr>
-            <w:tcW w:w="4535" w:type="dxa"/>
-          </w:tcPr>
-          <w:p>
-            <w:r>
-              <w:rPr>
-                <w:b/>
-                <w:color w:val="1A3C6D"/>
-                <w:sz w:val="18"/>
-              </w:rPr>
-              <w:t>Game &amp; Creative (86%)</w:t>
-            </w:r>
-          </w:p>
-          <w:p>
-            <w:r>
-              <w:rPr>
-                <w:color w:val="555555"/>
-                <w:sz w:val="17"/>
-              </w:rPr>
-              <w:t xml:space="preserve">Panda3D, </w:t>
-            </w:r>
-            <w:proofErr w:type="spellStart"/>
-            <w:r>
-              <w:rPr>
-                <w:color w:val="555555"/>
-                <w:sz w:val="17"/>
-              </w:rPr>
-              <w:t>PyOpenGL</w:t>
-            </w:r>
-            <w:proofErr w:type="spellEnd"/>
-            <w:r>
-              <w:rPr>
-                <w:color w:val="555555"/>
-                <w:sz w:val="17"/>
-              </w:rPr>
-              <w:t>, 2D/3D Development, AR/VR, IoT, Game Modding</w:t>
-            </w:r>
-          </w:p>
-        </w:tc>
-      </w:tr>
-      <w:tr>
-        <w:trPr>
-          <w:jc w:val="center"/>
-        </w:trPr>
-        <w:tc>
-          <w:tcPr>
-            <w:tcW w:w="4535" w:type="dxa"/>
-          </w:tcPr>
-          <w:p>
-            <w:r>
-              <w:rPr>
-                <w:b/>
-                <w:color w:val="1A3C6D"/>
-                <w:sz w:val="18"/>
-              </w:rPr>
-              <w:t>Cloud &amp; DevOps (85%)</w:t>
-            </w:r>
-          </w:p>
-          <w:p>
-            <w:r>
-              <w:rPr>
-                <w:color w:val="555555"/>
-                <w:sz w:val="17"/>
-              </w:rPr>
-              <w:t>AWS (Lambda, S3, EC2), Docker, CI/CD Pipelines, Microservices Architecture</w:t>
-            </w:r>
-          </w:p>
-        </w:tc>
-        <w:tc>
-          <w:tcPr>
-            <w:tcW w:w="4535" w:type="dxa"/>
-          </w:tcPr>
-          <w:p>
-            <w:r>
-              <w:rPr>
-                <w:b/>
-                <w:color w:val="1A3C6D"/>
-                <w:sz w:val="18"/>
-              </w:rPr>
-              <w:t>Frontend &amp; UI (82%)</w:t>
-            </w:r>
-          </w:p>
-          <w:p>
-            <w:r>
-              <w:rPr>
-                <w:color w:val="555555"/>
-                <w:sz w:val="17"/>
-              </w:rPr>
-              <w:t xml:space="preserve">React, Next.js, TypeScript, </w:t>
-            </w:r>
-            <w:proofErr w:type="spellStart"/>
-            <w:r>
-              <w:rPr>
-                <w:color w:val="555555"/>
-                <w:sz w:val="17"/>
-              </w:rPr>
-              <w:t>TailwindCSS</w:t>
-            </w:r>
-            <w:proofErr w:type="spellEnd"/>
-            <w:r>
-              <w:rPr>
-                <w:color w:val="555555"/>
-                <w:sz w:val="17"/>
-              </w:rPr>
-              <w:t xml:space="preserve">, </w:t>
-            </w:r>
-            <w:proofErr w:type="spellStart"/>
-            <w:r>
-              <w:rPr>
-                <w:color w:val="555555"/>
-                <w:sz w:val="17"/>
-              </w:rPr>
-              <w:t>KnockoutJS</w:t>
-            </w:r>
-            <w:proofErr w:type="spellEnd"/>
-            <w:r>
-              <w:rPr>
-                <w:color w:val="555555"/>
-                <w:sz w:val="17"/>
-              </w:rPr>
-              <w:t>, jQuery, HTML/CSS</w:t>
-            </w:r>
-          </w:p>
-        </w:tc>
-      </w:tr>
-    </w:tbl>
+    <w:p>
+      <w:pPr>
+        <w:spacing w:after="20" w:line="240" w:lineRule="exact"/>
+      </w:pPr>
+      <w:r>
+        <w:rPr>
+          <w:rFonts w:ascii="Calibri" w:hAnsi="Calibri"/>
+          <w:sz w:val="18"/>
+        </w:rPr>
+        <w:t>SAP: CPQ, CPI, BTP, S4 HANA, Commerce Cloud, C4C, SAP AI Core, SAP Joule  |  AI/ML: LangChain, LangGraph, AWS Bedrock, RAG, Agentic AI, GPT-4, Gemini, WatsonX, Prompt Engineering  |  Backend: Python, FastAPI, .NET, GraphQL, REST APIs, PostgreSQL, Redis  |  Frontend: React, Next.js, TypeScript  |  Cloud: AWS, Docker, CI/CD  |  Other: AR/VR, IoT, Agile/Scrum</w:t>
+      </w:r>
+    </w:p>
     <w:p>
       <w:pPr>
         <w:pBdr>
-          <w:bottom w:val="single" w:sz="4" w:space="1" w:color="1A3C6D"/>
+          <w:bottom w:val="single" w:sz="4" w:space="1" w:color="333366"/>
         </w:pBdr>
-        <w:spacing w:before="280" w:after="80"/>
+        <w:spacing w:before="100" w:after="30" w:line="240" w:lineRule="exact"/>
+        <w:rPr>
+          <w:rFonts w:ascii="Calibri" w:hAnsi="Calibri"/>
+          <w:b/>
+          <w:color w:val="1A1A2E"/>
+          <w:sz w:val="21"/>
+        </w:rPr>
+      </w:pPr>
+    </w:p>
+    <w:p>
+      <w:pPr>
+        <w:pBdr>
+          <w:bottom w:val="single" w:sz="4" w:space="1" w:color="333366"/>
+        </w:pBdr>
+        <w:spacing w:before="100" w:after="30" w:line="240" w:lineRule="exact"/>
       </w:pPr>
       <w:r>
         <w:rPr>
+          <w:rFonts w:ascii="Calibri" w:hAnsi="Calibri"/>
           <w:b/>
-          <w:color w:val="1A3C6D"/>
-          <w:sz w:val="26"/>
-        </w:rPr>
-        <w:t>TECHNOLOGY PACKAGES</w:t>
-      </w:r>
-    </w:p>
-    <w:tbl>
-      <w:tblPr>
-        <w:tblStyle w:val="TableGrid"/>
-        <w:tblW w:w="0" w:type="auto"/>
-        <w:jc w:val="center"/>
-        <w:tblLook w:val="04A0" w:firstRow="1" w:lastRow="0" w:firstColumn="1" w:lastColumn="0" w:noHBand="0" w:noVBand="1"/>
-      </w:tblPr>
-      <w:tblGrid>
-        <w:gridCol w:w="3324"/>
-        <w:gridCol w:w="3324"/>
-        <w:gridCol w:w="3324"/>
-      </w:tblGrid>
-      <w:tr>
-        <w:trPr>
-          <w:jc w:val="center"/>
-        </w:trPr>
-        <w:tc>
-          <w:tcPr>
-            <w:tcW w:w="3324" w:type="dxa"/>
-          </w:tcPr>
-          <w:p>
-            <w:r>
-              <w:rPr>
-                <w:b/>
-                <w:color w:val="1A3C6D"/>
-                <w:sz w:val="18"/>
-              </w:rPr>
-              <w:t>Core &amp; Expert</w:t>
-            </w:r>
-          </w:p>
-          <w:p>
-            <w:r>
-              <w:rPr>
-                <w:sz w:val="18"/>
-              </w:rPr>
-              <w:t>Python</w:t>
-            </w:r>
-          </w:p>
-          <w:p>
-            <w:r>
-              <w:rPr>
-                <w:sz w:val="18"/>
-              </w:rPr>
-              <w:t>SAP CPQ</w:t>
-            </w:r>
-          </w:p>
-          <w:p>
-            <w:r>
-              <w:rPr>
-                <w:sz w:val="18"/>
-              </w:rPr>
-              <w:t>AWS</w:t>
-            </w:r>
-          </w:p>
-          <w:p>
-            <w:proofErr w:type="spellStart"/>
-            <w:r>
-              <w:rPr>
-                <w:sz w:val="18"/>
-              </w:rPr>
-              <w:t>LangChain</w:t>
-            </w:r>
-            <w:proofErr w:type="spellEnd"/>
-            <w:r>
-              <w:rPr>
-                <w:sz w:val="18"/>
-              </w:rPr>
-              <w:t xml:space="preserve"> / </w:t>
-            </w:r>
-            <w:proofErr w:type="spellStart"/>
-            <w:r>
-              <w:rPr>
-                <w:sz w:val="18"/>
-              </w:rPr>
-              <w:t>LangGraph</w:t>
-            </w:r>
-            <w:proofErr w:type="spellEnd"/>
-          </w:p>
-          <w:p>
-            <w:proofErr w:type="spellStart"/>
-            <w:r>
-              <w:rPr>
-                <w:sz w:val="18"/>
-              </w:rPr>
-              <w:t>IronPython</w:t>
-            </w:r>
-            <w:proofErr w:type="spellEnd"/>
-          </w:p>
-          <w:p>
-            <w:proofErr w:type="spellStart"/>
-            <w:r>
-              <w:rPr>
-                <w:sz w:val="18"/>
-              </w:rPr>
-              <w:t>FastAPI</w:t>
-            </w:r>
-            <w:proofErr w:type="spellEnd"/>
-            <w:r>
-              <w:rPr>
-                <w:sz w:val="18"/>
-              </w:rPr>
-              <w:t xml:space="preserve"> / .NET</w:t>
-            </w:r>
-          </w:p>
-        </w:tc>
-        <w:tc>
-          <w:tcPr>
-            <w:tcW w:w="3324" w:type="dxa"/>
-          </w:tcPr>
-          <w:p>
-            <w:r>
-              <w:rPr>
-                <w:b/>
-                <w:color w:val="1A3C6D"/>
-                <w:sz w:val="18"/>
-              </w:rPr>
-              <w:t>Advanced</w:t>
-            </w:r>
-          </w:p>
-          <w:p>
-            <w:r>
-              <w:rPr>
-                <w:sz w:val="18"/>
-              </w:rPr>
-              <w:t>Next.js / React / TypeScript</w:t>
-            </w:r>
-          </w:p>
-          <w:p>
-            <w:proofErr w:type="spellStart"/>
-            <w:r>
-              <w:rPr>
-                <w:sz w:val="18"/>
-              </w:rPr>
-              <w:t>GraphQL</w:t>
-            </w:r>
-            <w:proofErr w:type="spellEnd"/>
-            <w:r>
-              <w:rPr>
-                <w:sz w:val="18"/>
-              </w:rPr>
-              <w:t xml:space="preserve"> / REST APIs</w:t>
-            </w:r>
-          </w:p>
-          <w:p>
-            <w:pPr>
-              <w:rPr>
-                <w:lang w:val="de-DE"/>
-              </w:rPr>
-            </w:pPr>
-            <w:r>
-              <w:rPr>
-                <w:sz w:val="18"/>
-                <w:lang w:val="de-DE"/>
-              </w:rPr>
-              <w:t>PostgreSQL / Redis</w:t>
-            </w:r>
-          </w:p>
-          <w:p>
-            <w:pPr>
-              <w:rPr>
-                <w:lang w:val="de-DE"/>
-              </w:rPr>
-            </w:pPr>
-            <w:r>
-              <w:rPr>
-                <w:sz w:val="18"/>
-                <w:lang w:val="de-DE"/>
-              </w:rPr>
-              <w:t>GPT-4 / Gemini / WatsonX</w:t>
-            </w:r>
-          </w:p>
-          <w:p>
-            <w:pPr>
-              <w:rPr>
-                <w:lang w:val="de-DE"/>
-              </w:rPr>
-            </w:pPr>
-            <w:r>
-              <w:rPr>
-                <w:sz w:val="18"/>
-                <w:lang w:val="de-DE"/>
-              </w:rPr>
-              <w:t>TensorFlow / Keras</w:t>
-            </w:r>
-          </w:p>
-          <w:p>
-            <w:r>
-              <w:rPr>
-                <w:sz w:val="18"/>
-              </w:rPr>
-              <w:t>Docker / CI-CD</w:t>
-            </w:r>
-          </w:p>
-        </w:tc>
-        <w:tc>
-          <w:tcPr>
-            <w:tcW w:w="3324" w:type="dxa"/>
-          </w:tcPr>
-          <w:p>
-            <w:r>
-              <w:rPr>
-                <w:b/>
-                <w:color w:val="1A3C6D"/>
-                <w:sz w:val="18"/>
-              </w:rPr>
-              <w:t>Additional</w:t>
-            </w:r>
-          </w:p>
-          <w:p>
-            <w:r>
-              <w:rPr>
-                <w:sz w:val="18"/>
-              </w:rPr>
-              <w:t>SAP BTP / CPI / S4 HANA</w:t>
-            </w:r>
-          </w:p>
-          <w:p>
-            <w:r>
-              <w:rPr>
-                <w:sz w:val="18"/>
-              </w:rPr>
-              <w:t>SAP Commerce Cloud</w:t>
-            </w:r>
-          </w:p>
-          <w:p>
-            <w:r>
-              <w:rPr>
-                <w:sz w:val="18"/>
-              </w:rPr>
-              <w:t>Salesforce / Apex</w:t>
-            </w:r>
-          </w:p>
-          <w:p>
-            <w:r>
-              <w:rPr>
-                <w:sz w:val="18"/>
-              </w:rPr>
-              <w:t xml:space="preserve">Panda3D / </w:t>
-            </w:r>
-            <w:proofErr w:type="spellStart"/>
-            <w:r>
-              <w:rPr>
-                <w:sz w:val="18"/>
-              </w:rPr>
-              <w:t>PyOpenGL</w:t>
-            </w:r>
-            <w:proofErr w:type="spellEnd"/>
-          </w:p>
-          <w:p>
-            <w:r>
-              <w:rPr>
-                <w:sz w:val="18"/>
-              </w:rPr>
-              <w:t>MongoDB / SQL</w:t>
-            </w:r>
-          </w:p>
-          <w:p>
-            <w:proofErr w:type="spellStart"/>
-            <w:r>
-              <w:rPr>
-                <w:sz w:val="18"/>
-              </w:rPr>
-              <w:t>TailwindCSS</w:t>
-            </w:r>
-            <w:proofErr w:type="spellEnd"/>
-            <w:r>
-              <w:rPr>
-                <w:sz w:val="18"/>
-              </w:rPr>
-              <w:t xml:space="preserve"> / jQuery</w:t>
-            </w:r>
-          </w:p>
-        </w:tc>
-      </w:tr>
-    </w:tbl>
-    <w:p>
-      <w:pPr>
-        <w:pBdr>
-          <w:bottom w:val="single" w:sz="4" w:space="1" w:color="1A3C6D"/>
-        </w:pBdr>
-        <w:spacing w:before="280" w:after="80"/>
-      </w:pPr>
-      <w:r>
-        <w:rPr>
-          <w:b/>
-          <w:color w:val="1A3C6D"/>
-          <w:sz w:val="26"/>
+          <w:color w:val="1A1A2E"/>
+          <w:sz w:val="21"/>
         </w:rPr>
         <w:t>PROFESSIONAL EXPERIENCE</w:t>
       </w:r>
     </w:p>
     <w:p>
       <w:pPr>
-        <w:spacing w:before="200"/>
+        <w:spacing w:before="50" w:after="0" w:line="230" w:lineRule="exact"/>
       </w:pPr>
       <w:r>
         <w:rPr>
+          <w:rFonts w:ascii="Calibri" w:hAnsi="Calibri"/>
           <w:b/>
-          <w:sz w:val="22"/>
-          <w:u w:val="single"/>
+          <w:sz w:val="19"/>
         </w:rPr>
-        <w:t>SAP Enterprise Implementations</w:t>
+        <w:t>HP Inc.</w:t>
+      </w:r>
+      <w:r>
+        <w:rPr>
+          <w:rFonts w:ascii="Calibri" w:hAnsi="Calibri"/>
+          <w:color w:val="555555"/>
+          <w:sz w:val="19"/>
+        </w:rPr>
+        <w:t xml:space="preserve">  |  </w:t>
+      </w:r>
+      <w:r>
+        <w:rPr>
+          <w:rFonts w:ascii="Calibri" w:hAnsi="Calibri"/>
+          <w:i/>
+          <w:sz w:val="19"/>
+        </w:rPr>
+        <w:t>Senior Developer</w:t>
+      </w:r>
+      <w:r>
+        <w:rPr>
+          <w:rFonts w:ascii="Calibri" w:hAnsi="Calibri"/>
+          <w:color w:val="555555"/>
+          <w:sz w:val="19"/>
+        </w:rPr>
+        <w:t xml:space="preserve">  |  2024–2025 (1.5 Yr)</w:t>
       </w:r>
     </w:p>
     <w:p>
       <w:pPr>
-        <w:spacing w:before="160" w:after="40"/>
+        <w:spacing w:after="0" w:line="230" w:lineRule="exact"/>
+        <w:ind w:left="216" w:hanging="173"/>
       </w:pPr>
       <w:r>
         <w:rPr>
-          <w:b/>
-          <w:color w:val="1A3C6D"/>
-          <w:sz w:val="22"/>
+          <w:rFonts w:ascii="Calibri" w:hAnsi="Calibri"/>
+          <w:sz w:val="19"/>
         </w:rPr>
-        <w:t>HP Inc. (HPI) — Multinational Information Technology Company</w:t>
+        <w:t>•  Architected pricing engine for 30+ countries (EMEA, APAC, Americas), reducing quote time ~40%</w:t>
       </w:r>
     </w:p>
     <w:p>
       <w:pPr>
-        <w:spacing w:after="40"/>
+        <w:spacing w:after="0" w:line="230" w:lineRule="exact"/>
+        <w:ind w:left="216" w:hanging="173"/>
       </w:pPr>
       <w:r>
         <w:rPr>
-          <w:i/>
-          <w:color w:val="555555"/>
+          <w:rFonts w:ascii="Calibri" w:hAnsi="Calibri"/>
           <w:sz w:val="19"/>
         </w:rPr>
-        <w:t>Senior Developer  |  2024 – 2025 (1.5 Years)</w:t>
+        <w:t>•  Designed ETO product profiling system supporting 50K+ hardware configuration SKUs</w:t>
       </w:r>
     </w:p>
     <w:p>
       <w:pPr>
-        <w:pStyle w:val="ListBullet"/>
-        <w:spacing w:after="40"/>
+        <w:spacing w:before="50" w:after="0" w:line="230" w:lineRule="exact"/>
       </w:pPr>
       <w:r>
-        <w:t>Designed and developed multi-country pricing engine spanning EMEA, APAC, and Americas regions</w:t>
+        <w:rPr>
+          <w:rFonts w:ascii="Calibri" w:hAnsi="Calibri"/>
+          <w:b/>
+          <w:sz w:val="19"/>
+        </w:rPr>
+        <w:t>IBM Software</w:t>
+      </w:r>
+      <w:r>
+        <w:rPr>
+          <w:rFonts w:ascii="Calibri" w:hAnsi="Calibri"/>
+          <w:color w:val="555555"/>
+          <w:sz w:val="19"/>
+        </w:rPr>
+        <w:t xml:space="preserve">  |  </w:t>
+      </w:r>
+      <w:r>
+        <w:rPr>
+          <w:rFonts w:ascii="Calibri" w:hAnsi="Calibri"/>
+          <w:i/>
+          <w:sz w:val="19"/>
+        </w:rPr>
+        <w:t>Lead Developer</w:t>
+      </w:r>
+      <w:r>
+        <w:rPr>
+          <w:rFonts w:ascii="Calibri" w:hAnsi="Calibri"/>
+          <w:color w:val="555555"/>
+          <w:sz w:val="19"/>
+        </w:rPr>
+        <w:t xml:space="preserve">  |  2021–2023 (2.5 Yr)</w:t>
       </w:r>
     </w:p>
     <w:p>
       <w:pPr>
-        <w:pStyle w:val="ListBullet"/>
-        <w:spacing w:after="40"/>
+        <w:spacing w:after="0" w:line="230" w:lineRule="exact"/>
+        <w:ind w:left="216" w:hanging="173"/>
       </w:pPr>
       <w:r>
-        <w:t>Built Engineer-to-Order (ETO) product profiling system for complex hardware configurations</w:t>
+        <w:rPr>
+          <w:rFonts w:ascii="Calibri" w:hAnsi="Calibri"/>
+          <w:sz w:val="19"/>
+        </w:rPr>
+        <w:t>•  Delivered end-to-end quote-to-cash platform (SAP CPQ + CPI + S4 HANA) for IBM global division</w:t>
       </w:r>
     </w:p>
     <w:p>
       <w:pPr>
-        <w:pStyle w:val="ListBullet"/>
-        <w:spacing w:after="40"/>
+        <w:spacing w:after="0" w:line="230" w:lineRule="exact"/>
+        <w:ind w:left="216" w:hanging="173"/>
       </w:pPr>
       <w:r>
-        <w:t>Developed .NET/REST microservice APIs for regional pricing and tax calculation</w:t>
+        <w:rPr>
+          <w:rFonts w:ascii="Calibri" w:hAnsi="Calibri"/>
+          <w:sz w:val="19"/>
+        </w:rPr>
+        <w:t>•  Shipped 15+ GraphQL/REST APIs connecting SAP CPQ to SFDC, Commerce Cloud, and middleware</w:t>
       </w:r>
     </w:p>
     <w:p>
       <w:pPr>
-        <w:pStyle w:val="ListBullet"/>
-        <w:spacing w:after="40"/>
+        <w:spacing w:before="50" w:after="0" w:line="230" w:lineRule="exact"/>
       </w:pPr>
       <w:r>
-        <w:t>Designed and developed mass product import accelerator solutions</w:t>
+        <w:rPr>
+          <w:rFonts w:ascii="Calibri" w:hAnsi="Calibri"/>
+          <w:b/>
+          <w:sz w:val="19"/>
+        </w:rPr>
+        <w:t>IBM Hardware</w:t>
+      </w:r>
+      <w:r>
+        <w:rPr>
+          <w:rFonts w:ascii="Calibri" w:hAnsi="Calibri"/>
+          <w:color w:val="555555"/>
+          <w:sz w:val="19"/>
+        </w:rPr>
+        <w:t xml:space="preserve">  |  </w:t>
+      </w:r>
+      <w:r>
+        <w:rPr>
+          <w:rFonts w:ascii="Calibri" w:hAnsi="Calibri"/>
+          <w:i/>
+          <w:sz w:val="19"/>
+        </w:rPr>
+        <w:t>Fullstack Developer</w:t>
+      </w:r>
+      <w:r>
+        <w:rPr>
+          <w:rFonts w:ascii="Calibri" w:hAnsi="Calibri"/>
+          <w:color w:val="555555"/>
+          <w:sz w:val="19"/>
+        </w:rPr>
+        <w:t xml:space="preserve">  |  2023–2024 (1 Yr)</w:t>
       </w:r>
     </w:p>
     <w:p>
       <w:pPr>
-        <w:pStyle w:val="ListBullet"/>
-        <w:spacing w:after="40"/>
+        <w:spacing w:after="0" w:line="230" w:lineRule="exact"/>
+        <w:ind w:left="216" w:hanging="173"/>
       </w:pPr>
       <w:r>
-        <w:t>Led code optimization best practices and migration through GitHub</w:t>
+        <w:rPr>
+          <w:rFonts w:ascii="Calibri" w:hAnsi="Calibri"/>
+          <w:sz w:val="19"/>
+        </w:rPr>
+        <w:t>•  Built 3D/AR visualization and WatsonX-powered product recommendations for hardware catalog</w:t>
       </w:r>
     </w:p>
     <w:p>
       <w:pPr>
-        <w:pStyle w:val="ListBullet"/>
-        <w:spacing w:after="40"/>
+        <w:spacing w:before="50" w:after="0" w:line="230" w:lineRule="exact"/>
       </w:pPr>
       <w:r>
-        <w:lastRenderedPageBreak/>
-        <w:t>Worked on master data process flow design and development</w:t>
+        <w:rPr>
+          <w:rFonts w:ascii="Calibri" w:hAnsi="Calibri"/>
+          <w:b/>
+          <w:sz w:val="19"/>
+        </w:rPr>
+        <w:t>Konica Minolta</w:t>
+      </w:r>
+      <w:r>
+        <w:rPr>
+          <w:rFonts w:ascii="Calibri" w:hAnsi="Calibri"/>
+          <w:color w:val="555555"/>
+          <w:sz w:val="19"/>
+        </w:rPr>
+        <w:t xml:space="preserve">  |  </w:t>
+      </w:r>
+      <w:r>
+        <w:rPr>
+          <w:rFonts w:ascii="Calibri" w:hAnsi="Calibri"/>
+          <w:i/>
+          <w:sz w:val="19"/>
+        </w:rPr>
+        <w:t>Developer</w:t>
+      </w:r>
+      <w:r>
+        <w:rPr>
+          <w:rFonts w:ascii="Calibri" w:hAnsi="Calibri"/>
+          <w:color w:val="555555"/>
+          <w:sz w:val="19"/>
+        </w:rPr>
+        <w:t xml:space="preserve">  |  2021–2022 (9 Mo)</w:t>
       </w:r>
     </w:p>
     <w:p>
       <w:pPr>
-        <w:pStyle w:val="ListBullet"/>
-        <w:spacing w:after="40"/>
+        <w:spacing w:after="0" w:line="230" w:lineRule="exact"/>
+        <w:ind w:left="216" w:hanging="173"/>
       </w:pPr>
       <w:r>
-        <w:t>Actively participated in solutioning technical designs on Quotes Configurations</w:t>
+        <w:rPr>
+          <w:rFonts w:ascii="Calibri" w:hAnsi="Calibri"/>
+          <w:sz w:val="19"/>
+        </w:rPr>
+        <w:t>•  Engineered pricing for 100+ configurations; launched ticketing platform (+30% resolution speed)</w:t>
       </w:r>
     </w:p>
     <w:p>
       <w:pPr>
-        <w:spacing w:before="160" w:after="40"/>
+        <w:spacing w:before="50" w:after="0" w:line="230" w:lineRule="exact"/>
       </w:pPr>
       <w:r>
         <w:rPr>
+          <w:rFonts w:ascii="Calibri" w:hAnsi="Calibri"/>
           <w:b/>
-          <w:color w:val="1A3C6D"/>
-          <w:sz w:val="22"/>
+          <w:sz w:val="19"/>
         </w:rPr>
-        <w:t>IBM Software (IBMSW) — Multinational Technology Corporation</w:t>
+        <w:t>FARO Technologies</w:t>
+      </w:r>
+      <w:r>
+        <w:rPr>
+          <w:rFonts w:ascii="Calibri" w:hAnsi="Calibri"/>
+          <w:color w:val="555555"/>
+          <w:sz w:val="19"/>
+        </w:rPr>
+        <w:t xml:space="preserve">  |  </w:t>
+      </w:r>
+      <w:r>
+        <w:rPr>
+          <w:rFonts w:ascii="Calibri" w:hAnsi="Calibri"/>
+          <w:i/>
+          <w:sz w:val="19"/>
+        </w:rPr>
+        <w:t>Developer</w:t>
+      </w:r>
+      <w:r>
+        <w:rPr>
+          <w:rFonts w:ascii="Calibri" w:hAnsi="Calibri"/>
+          <w:color w:val="555555"/>
+          <w:sz w:val="19"/>
+        </w:rPr>
+        <w:t xml:space="preserve">  |  2022 (6 Mo)</w:t>
       </w:r>
     </w:p>
     <w:p>
       <w:pPr>
-        <w:spacing w:after="40"/>
+        <w:spacing w:after="0" w:line="230" w:lineRule="exact"/>
+        <w:ind w:left="216" w:hanging="173"/>
       </w:pPr>
       <w:r>
         <w:rPr>
-          <w:i/>
-          <w:color w:val="555555"/>
+          <w:rFonts w:ascii="Calibri" w:hAnsi="Calibri"/>
           <w:sz w:val="19"/>
         </w:rPr>
-        <w:t>Lead Developer  |  2021 – 2023 (2.5 Years)</w:t>
+        <w:t>•  Led production deployment and zero-downtime go-live across global pricing infrastructure</w:t>
       </w:r>
     </w:p>
     <w:p>
       <w:pPr>
-        <w:pStyle w:val="ListBullet"/>
-        <w:spacing w:after="40"/>
+        <w:spacing w:before="50" w:after="0" w:line="230" w:lineRule="exact"/>
       </w:pPr>
       <w:r>
-        <w:t>Implemented full quote-to-cash solution with SAP CPQ, CPI, and S4 HANA integration</w:t>
+        <w:rPr>
+          <w:rFonts w:ascii="Calibri" w:hAnsi="Calibri"/>
+          <w:b/>
+          <w:sz w:val="19"/>
+        </w:rPr>
+        <w:t>Symetra 10x</w:t>
+      </w:r>
+      <w:r>
+        <w:rPr>
+          <w:rFonts w:ascii="Calibri" w:hAnsi="Calibri"/>
+          <w:color w:val="555555"/>
+          <w:sz w:val="19"/>
+        </w:rPr>
+        <w:t xml:space="preserve">  |  </w:t>
+      </w:r>
+      <w:r>
+        <w:rPr>
+          <w:rFonts w:ascii="Calibri" w:hAnsi="Calibri"/>
+          <w:i/>
+          <w:sz w:val="19"/>
+        </w:rPr>
+        <w:t>Senior Architect</w:t>
+      </w:r>
+      <w:r>
+        <w:rPr>
+          <w:rFonts w:ascii="Calibri" w:hAnsi="Calibri"/>
+          <w:color w:val="555555"/>
+          <w:sz w:val="19"/>
+        </w:rPr>
+        <w:t xml:space="preserve">  |  2026 (Ongoing)</w:t>
       </w:r>
     </w:p>
     <w:p>
       <w:pPr>
-        <w:pStyle w:val="ListBullet"/>
-        <w:spacing w:after="40"/>
+        <w:spacing w:after="0" w:line="230" w:lineRule="exact"/>
+        <w:ind w:left="216" w:hanging="173"/>
       </w:pPr>
       <w:r>
-        <w:t>Integrated CPQ with Commerce Cloud for end-to-end order management</w:t>
+        <w:rPr>
+          <w:rFonts w:ascii="Calibri" w:hAnsi="Calibri"/>
+          <w:sz w:val="19"/>
+        </w:rPr>
+        <w:t>•  Architecting agentic AI for financial document analysis with PII redaction and compliance checks</w:t>
       </w:r>
     </w:p>
     <w:p>
       <w:pPr>
-        <w:pStyle w:val="ListBullet"/>
-        <w:spacing w:after="40"/>
+        <w:spacing w:before="50" w:after="0" w:line="230" w:lineRule="exact"/>
       </w:pPr>
       <w:r>
-        <w:t xml:space="preserve">Developed </w:t>
+        <w:rPr>
+          <w:rFonts w:ascii="Calibri" w:hAnsi="Calibri"/>
+          <w:b/>
+          <w:sz w:val="19"/>
+        </w:rPr>
+        <w:t>AI Advantage (Disney, ESPN, BioMarin, FedEx)</w:t>
       </w:r>
-      <w:proofErr w:type="spellStart"/>
       <w:r>
-        <w:t>WatsonX</w:t>
+        <w:rPr>
+          <w:rFonts w:ascii="Calibri" w:hAnsi="Calibri"/>
+          <w:color w:val="555555"/>
+          <w:sz w:val="19"/>
+        </w:rPr>
+        <w:t xml:space="preserve">  |  </w:t>
       </w:r>
-      <w:proofErr w:type="spellEnd"/>
       <w:r>
-        <w:t xml:space="preserve"> AI-powered chatbot for guided selling workflows</w:t>
+        <w:rPr>
+          <w:rFonts w:ascii="Calibri" w:hAnsi="Calibri"/>
+          <w:i/>
+          <w:sz w:val="19"/>
+        </w:rPr>
+        <w:t>AI Architect</w:t>
+      </w:r>
+      <w:r>
+        <w:rPr>
+          <w:rFonts w:ascii="Calibri" w:hAnsi="Calibri"/>
+          <w:color w:val="555555"/>
+          <w:sz w:val="19"/>
+        </w:rPr>
+        <w:t xml:space="preserve">  |  2025–2026</w:t>
+      </w:r>
+      <w:r>
+        <w:rPr>
+          <w:rFonts w:ascii="Calibri" w:hAnsi="Calibri"/>
+          <w:color w:val="555555"/>
+          <w:sz w:val="19"/>
+        </w:rPr>
+        <w:t xml:space="preserve"> (7 Mo)</w:t>
       </w:r>
     </w:p>
     <w:p>
       <w:pPr>
-        <w:pStyle w:val="ListBullet"/>
-        <w:spacing w:after="40"/>
+        <w:spacing w:after="0" w:line="230" w:lineRule="exact"/>
+        <w:ind w:left="216" w:hanging="173"/>
       </w:pPr>
       <w:r>
-        <w:t>Built multi-level approval workflows with dynamic discounting logic</w:t>
+        <w:rPr>
+          <w:rFonts w:ascii="Calibri" w:hAnsi="Calibri"/>
+          <w:sz w:val="19"/>
+        </w:rPr>
+        <w:t>•  Automated review of 10K+ documents via AWS Strand Agents across 4 Fortune 500 clients</w:t>
       </w:r>
     </w:p>
     <w:p>
       <w:pPr>
-        <w:pStyle w:val="ListBullet"/>
-        <w:spacing w:after="40"/>
+        <w:spacing w:after="0" w:line="230" w:lineRule="exact"/>
+        <w:ind w:left="216" w:hanging="173"/>
       </w:pPr>
       <w:r>
-        <w:t xml:space="preserve">Designed and implemented </w:t>
-      </w:r>
-      <w:proofErr w:type="spellStart"/>
-      <w:r>
-        <w:t>GraphQL</w:t>
-      </w:r>
-      <w:proofErr w:type="spellEnd"/>
-      <w:r>
-        <w:t xml:space="preserve"> microservices for cross-system data orchestration</w:t>
+        <w:rPr>
+          <w:rFonts w:ascii="Calibri" w:hAnsi="Calibri"/>
+          <w:sz w:val="19"/>
+        </w:rPr>
+        <w:t>•  Shipped enterprise GenAI platform with RAG and multi-agent orchestration in production</w:t>
       </w:r>
     </w:p>
     <w:p>
       <w:pPr>
-        <w:pStyle w:val="ListBullet"/>
-        <w:spacing w:after="40"/>
+        <w:spacing w:before="50" w:after="0" w:line="230" w:lineRule="exact"/>
       </w:pPr>
       <w:r>
-        <w:t>Worked on APIs and external system integration with SAP CPQ</w:t>
+        <w:rPr>
+          <w:rFonts w:ascii="Calibri" w:hAnsi="Calibri"/>
+          <w:b/>
+          <w:sz w:val="19"/>
+        </w:rPr>
+        <w:t>SANOFI</w:t>
+      </w:r>
+      <w:r>
+        <w:rPr>
+          <w:rFonts w:ascii="Calibri" w:hAnsi="Calibri"/>
+          <w:color w:val="555555"/>
+          <w:sz w:val="19"/>
+        </w:rPr>
+        <w:t xml:space="preserve">  |  </w:t>
+      </w:r>
+      <w:r>
+        <w:rPr>
+          <w:rFonts w:ascii="Calibri" w:hAnsi="Calibri"/>
+          <w:i/>
+          <w:sz w:val="19"/>
+        </w:rPr>
+        <w:t>Lead Developer</w:t>
+      </w:r>
+      <w:r>
+        <w:rPr>
+          <w:rFonts w:ascii="Calibri" w:hAnsi="Calibri"/>
+          <w:color w:val="555555"/>
+          <w:sz w:val="19"/>
+        </w:rPr>
+        <w:t xml:space="preserve">  |  2025</w:t>
+      </w:r>
+      <w:r>
+        <w:rPr>
+          <w:rFonts w:ascii="Calibri" w:hAnsi="Calibri"/>
+          <w:color w:val="555555"/>
+          <w:sz w:val="19"/>
+        </w:rPr>
+        <w:t xml:space="preserve"> (3 Mo)</w:t>
       </w:r>
     </w:p>
     <w:p>
       <w:pPr>
-        <w:spacing w:before="160" w:after="40"/>
+        <w:spacing w:after="0" w:line="230" w:lineRule="exact"/>
+        <w:ind w:left="216" w:hanging="173"/>
       </w:pPr>
       <w:r>
         <w:rPr>
-          <w:b/>
-          <w:color w:val="1A3C6D"/>
-          <w:sz w:val="22"/>
+          <w:rFonts w:ascii="Calibri" w:hAnsi="Calibri"/>
+          <w:sz w:val="19"/>
         </w:rPr>
-        <w:t>IBM Hardware (IBMHW) — Multinational Technology Corporation</w:t>
+        <w:t>•  Built automation pipeline cutting 80% manual effort; adopted as Deloitte firm-wide accelerator</w:t>
       </w:r>
     </w:p>
     <w:p>
       <w:pPr>
-        <w:spacing w:after="40"/>
+        <w:spacing w:before="50" w:after="0" w:line="230" w:lineRule="exact"/>
       </w:pPr>
-      <w:proofErr w:type="spellStart"/>
       <w:r>
         <w:rPr>
-          <w:i/>
+          <w:rFonts w:ascii="Calibri" w:hAnsi="Calibri"/>
+          <w:b/>
+          <w:sz w:val="19"/>
+        </w:rPr>
+        <w:t>SAP CX C2C — Deloitte</w:t>
+      </w:r>
+      <w:r>
+        <w:rPr>
+          <w:rFonts w:ascii="Calibri" w:hAnsi="Calibri"/>
           <w:color w:val="555555"/>
           <w:sz w:val="19"/>
         </w:rPr>
-        <w:t>Fullstack</w:t>
+        <w:t xml:space="preserve">  |  </w:t>
       </w:r>
-      <w:proofErr w:type="spellEnd"/>
       <w:r>
         <w:rPr>
+          <w:rFonts w:ascii="Calibri" w:hAnsi="Calibri"/>
           <w:i/>
+          <w:sz w:val="19"/>
+        </w:rPr>
+        <w:t>Architect</w:t>
+      </w:r>
+      <w:r>
+        <w:rPr>
+          <w:rFonts w:ascii="Calibri" w:hAnsi="Calibri"/>
           <w:color w:val="555555"/>
           <w:sz w:val="19"/>
         </w:rPr>
-        <w:t xml:space="preserve"> Developer  |  2023 – 2024 (1 Year)</w:t>
+        <w:t xml:space="preserve">  |  2025–2026</w:t>
+      </w:r>
+      <w:r>
+        <w:rPr>
+          <w:rFonts w:ascii="Calibri" w:hAnsi="Calibri"/>
+          <w:color w:val="555555"/>
+          <w:sz w:val="19"/>
+        </w:rPr>
+        <w:t xml:space="preserve"> (Ongoing)</w:t>
       </w:r>
     </w:p>
     <w:p>
       <w:pPr>
-        <w:pStyle w:val="ListBullet"/>
-        <w:spacing w:after="40"/>
-      </w:pPr>
-      <w:r>
-        <w:t>Developed 3D/AR product visualization for hardware catalog</w:t>
-      </w:r>
-    </w:p>
-    <w:p>
-      <w:pPr>
-        <w:pStyle w:val="ListBullet"/>
-        <w:spacing w:after="40"/>
-      </w:pPr>
-      <w:r>
-        <w:t xml:space="preserve">Implemented </w:t>
-      </w:r>
-      <w:proofErr w:type="spellStart"/>
-      <w:r>
-        <w:t>WatsonX</w:t>
-      </w:r>
-      <w:proofErr w:type="spellEnd"/>
-      <w:r>
-        <w:t xml:space="preserve"> automation for intelligent product recommendations</w:t>
-      </w:r>
-    </w:p>
-    <w:p>
-      <w:pPr>
-        <w:pStyle w:val="ListBullet"/>
-        <w:spacing w:after="40"/>
-      </w:pPr>
-      <w:r>
-        <w:t xml:space="preserve">Built </w:t>
-      </w:r>
-      <w:proofErr w:type="spellStart"/>
-      <w:r>
-        <w:t>GraphQL</w:t>
-      </w:r>
-      <w:proofErr w:type="spellEnd"/>
-      <w:r>
-        <w:t xml:space="preserve"> microservices for cross-system data synchronization</w:t>
-      </w:r>
-    </w:p>
-    <w:p>
-      <w:pPr>
-        <w:pStyle w:val="ListBullet"/>
-        <w:spacing w:after="40"/>
-      </w:pPr>
-      <w:r>
-        <w:t>Designed ML-based proficiency scoring using deterministic algorithms</w:t>
-      </w:r>
-    </w:p>
-    <w:p>
-      <w:pPr>
-        <w:spacing w:before="160" w:after="40"/>
+        <w:spacing w:after="0" w:line="230" w:lineRule="exact"/>
+        <w:ind w:left="216" w:hanging="173"/>
       </w:pPr>
       <w:r>
         <w:rPr>
-          <w:b/>
-          <w:color w:val="1A3C6D"/>
-          <w:sz w:val="22"/>
-        </w:rPr>
-        <w:t>Konica Minolta — Multinational Architecture &amp; Designing Company</w:t>
-      </w:r>
-    </w:p>
-    <w:p>
-      <w:pPr>
-        <w:spacing w:after="40"/>
-      </w:pPr>
-      <w:r>
-        <w:rPr>
-          <w:i/>
-          <w:color w:val="555555"/>
+          <w:rFonts w:ascii="Calibri" w:hAnsi="Calibri"/>
           <w:sz w:val="19"/>
         </w:rPr>
-        <w:t>Developer  |  2021 – 2022 (9 Months)</w:t>
-      </w:r>
-    </w:p>
-    <w:p>
-      <w:pPr>
-        <w:pStyle w:val="ListBullet"/>
-        <w:spacing w:after="40"/>
-      </w:pPr>
-      <w:r>
-        <w:t>Designed and developed subscription billing process flows per business requirements</w:t>
-      </w:r>
-    </w:p>
-    <w:p>
-      <w:pPr>
-        <w:pStyle w:val="ListBullet"/>
-        <w:spacing w:after="40"/>
-      </w:pPr>
-      <w:r>
-        <w:t>Integrated SAP CPQ with middleware systems and non-SAP systems (SQO, eConfig)</w:t>
-      </w:r>
-    </w:p>
-    <w:p>
-      <w:pPr>
-        <w:pStyle w:val="ListBullet"/>
-        <w:spacing w:after="40"/>
-      </w:pPr>
-      <w:r>
-        <w:t>Designed and developed pricing solutions for complex product configurations</w:t>
-      </w:r>
-    </w:p>
-    <w:p>
-      <w:pPr>
-        <w:pStyle w:val="ListBullet"/>
-        <w:spacing w:after="40"/>
-      </w:pPr>
-      <w:r>
-        <w:t>Worked on customization developments including UI and calculation scripts</w:t>
-      </w:r>
-    </w:p>
-    <w:p>
-      <w:pPr>
-        <w:pStyle w:val="ListBullet"/>
-        <w:spacing w:after="40"/>
-      </w:pPr>
-      <w:r>
-        <w:t>Built ticketing system for internal workflows and real-time reporting dashboards</w:t>
-      </w:r>
-    </w:p>
-    <w:p>
-      <w:pPr>
-        <w:pStyle w:val="ListBullet"/>
-        <w:spacing w:after="40"/>
-      </w:pPr>
-      <w:r>
-        <w:t>Implemented S4/HANA, CPI, and VCPS integrations</w:t>
-      </w:r>
-    </w:p>
-    <w:p>
-      <w:pPr>
-        <w:pStyle w:val="ListBullet"/>
-        <w:spacing w:after="40"/>
-      </w:pPr>
-      <w:r>
-        <w:t>Worked on various 3rd party JS library and .NET library integrations</w:t>
-      </w:r>
-    </w:p>
-    <w:p>
-      <w:pPr>
-        <w:spacing w:before="160" w:after="40"/>
-      </w:pPr>
-      <w:r>
-        <w:rPr>
-          <w:b/>
-          <w:color w:val="1A3C6D"/>
-          <w:sz w:val="22"/>
-        </w:rPr>
-        <w:t>FARO Technologies</w:t>
-      </w:r>
-    </w:p>
-    <w:p>
-      <w:pPr>
-        <w:spacing w:after="40"/>
-      </w:pPr>
-      <w:r>
-        <w:rPr>
-          <w:i/>
-          <w:color w:val="555555"/>
-          <w:sz w:val="19"/>
-        </w:rPr>
-        <w:t>Developer  |  2022 (6 Months)</w:t>
-      </w:r>
-    </w:p>
-    <w:p>
-      <w:pPr>
-        <w:pStyle w:val="ListBullet"/>
-        <w:spacing w:after="40"/>
-      </w:pPr>
-      <w:r>
-        <w:t>Built approval rules engine with role-based escalation workflows</w:t>
-      </w:r>
-    </w:p>
-    <w:p>
-      <w:pPr>
-        <w:pStyle w:val="ListBullet"/>
-        <w:spacing w:after="40"/>
-      </w:pPr>
-      <w:r>
-        <w:t>Developed dynamic pricing with volume and contract discounting</w:t>
-      </w:r>
-    </w:p>
-    <w:p>
-      <w:pPr>
-        <w:pStyle w:val="ListBullet"/>
-        <w:spacing w:after="40"/>
-      </w:pPr>
-      <w:r>
-        <w:t>Implemented warranty plan management system</w:t>
-      </w:r>
-    </w:p>
-    <w:p>
-      <w:pPr>
-        <w:pStyle w:val="ListBullet"/>
-        <w:spacing w:after="40"/>
-      </w:pPr>
-      <w:r>
-        <w:t>Managed production deployment and go-live activities</w:t>
-      </w:r>
-    </w:p>
-    <w:p>
-      <w:pPr>
-        <w:spacing w:before="160" w:after="40"/>
-      </w:pPr>
-      <w:r>
-        <w:rPr>
-          <w:b/>
-          <w:color w:val="1A3C6D"/>
-          <w:sz w:val="22"/>
-        </w:rPr>
-        <w:t>Rogers Communications</w:t>
-      </w:r>
-    </w:p>
-    <w:p>
-      <w:pPr>
-        <w:spacing w:after="40"/>
-      </w:pPr>
-      <w:r>
-        <w:rPr>
-          <w:i/>
-          <w:color w:val="555555"/>
-          <w:sz w:val="19"/>
-        </w:rPr>
-        <w:t>Developer  |  2021 (2 Months)</w:t>
-      </w:r>
-    </w:p>
-    <w:p>
-      <w:pPr>
-        <w:pStyle w:val="ListBullet"/>
-        <w:spacing w:after="40"/>
-      </w:pPr>
-      <w:r>
-        <w:t>Automated CSV product portfolio generation from telecom catalog data</w:t>
-      </w:r>
-    </w:p>
-    <w:p>
-      <w:pPr>
-        <w:spacing w:before="160" w:after="40"/>
-      </w:pPr>
-      <w:r>
-        <w:rPr>
-          <w:b/>
-          <w:color w:val="1A3C6D"/>
-          <w:sz w:val="22"/>
-        </w:rPr>
-        <w:t>DTNA (Daimler Trucks North America)</w:t>
-      </w:r>
-    </w:p>
-    <w:p>
-      <w:pPr>
-        <w:spacing w:after="40"/>
-      </w:pPr>
-      <w:r>
-        <w:rPr>
-          <w:i/>
-          <w:color w:val="555555"/>
-          <w:sz w:val="19"/>
-        </w:rPr>
-        <w:t>Developer  |  2021 (2 Months)</w:t>
-      </w:r>
-    </w:p>
-    <w:p>
-      <w:pPr>
-        <w:pStyle w:val="ListBullet"/>
-        <w:spacing w:after="40"/>
-      </w:pPr>
-      <w:r>
-        <w:t xml:space="preserve">Developed </w:t>
-      </w:r>
-      <w:proofErr w:type="spellStart"/>
-      <w:r>
-        <w:t>PriceFx</w:t>
-      </w:r>
-      <w:proofErr w:type="spellEnd"/>
-      <w:r>
-        <w:t xml:space="preserve"> to SAP CPQ integration for truck configurator platform</w:t>
-      </w:r>
-    </w:p>
-    <w:p>
-      <w:pPr>
-        <w:spacing w:before="160" w:after="40"/>
-      </w:pPr>
-      <w:proofErr w:type="spellStart"/>
-      <w:r>
-        <w:rPr>
-          <w:b/>
-          <w:color w:val="1A3C6D"/>
-          <w:sz w:val="22"/>
-        </w:rPr>
-        <w:t>Kelloggs</w:t>
-      </w:r>
-      <w:proofErr w:type="spellEnd"/>
-    </w:p>
-    <w:p>
-      <w:pPr>
-        <w:spacing w:after="40"/>
-      </w:pPr>
-      <w:r>
-        <w:rPr>
-          <w:i/>
-          <w:color w:val="555555"/>
-          <w:sz w:val="19"/>
-        </w:rPr>
-        <w:t>Developer  |  2020</w:t>
-      </w:r>
-    </w:p>
-    <w:p>
-      <w:pPr>
-        <w:pStyle w:val="ListBullet"/>
-        <w:spacing w:after="40"/>
-      </w:pPr>
-      <w:r>
-        <w:t>Worked on Salesforce Commerce Cloud storefront for consumer goods</w:t>
-      </w:r>
-    </w:p>
-    <w:p>
-      <w:pPr>
-        <w:spacing w:before="200"/>
-      </w:pPr>
-      <w:r>
-        <w:rPr>
-          <w:b/>
-          <w:sz w:val="22"/>
-          <w:u w:val="single"/>
-        </w:rPr>
-        <w:t>Generative AI &amp; AI Architecture</w:t>
-      </w:r>
-    </w:p>
-    <w:p>
-      <w:pPr>
-        <w:spacing w:before="160" w:after="40"/>
-      </w:pPr>
-      <w:r>
-        <w:rPr>
-          <w:b/>
-          <w:color w:val="1A3C6D"/>
-          <w:sz w:val="22"/>
-        </w:rPr>
-        <w:lastRenderedPageBreak/>
-        <w:t>AI Advantage — Enterprise AI Platform (Disney, ESPN, BioMarin, FedEx)</w:t>
-      </w:r>
-    </w:p>
-    <w:p>
-      <w:pPr>
-        <w:spacing w:after="40"/>
-      </w:pPr>
-      <w:r>
-        <w:rPr>
-          <w:i/>
-          <w:color w:val="555555"/>
-          <w:sz w:val="19"/>
-        </w:rPr>
-        <w:t>AI Architect &amp; Agent Developer  |  2025 – 2026 (Ongoing)</w:t>
-      </w:r>
-    </w:p>
-    <w:p>
-      <w:pPr>
-        <w:pStyle w:val="ListBullet"/>
-        <w:spacing w:after="40"/>
-      </w:pPr>
-      <w:r>
-        <w:t>Architected contract data extraction system using AWS Strand Agents</w:t>
-      </w:r>
-    </w:p>
-    <w:p>
-      <w:pPr>
-        <w:pStyle w:val="ListBullet"/>
-        <w:spacing w:after="40"/>
-      </w:pPr>
-      <w:r>
-        <w:t>Designed and implemented RAG/MCP-based multi-agent orchestration platform</w:t>
-      </w:r>
-    </w:p>
-    <w:p>
-      <w:pPr>
-        <w:pStyle w:val="ListBullet"/>
-        <w:spacing w:after="40"/>
-      </w:pPr>
-      <w:r>
-        <w:t xml:space="preserve">Built agentic AI workflows using </w:t>
-      </w:r>
-      <w:proofErr w:type="spellStart"/>
-      <w:r>
-        <w:t>LangChain</w:t>
-      </w:r>
-      <w:proofErr w:type="spellEnd"/>
-      <w:r>
-        <w:t xml:space="preserve"> and </w:t>
-      </w:r>
-      <w:proofErr w:type="spellStart"/>
-      <w:r>
-        <w:t>LangGraph</w:t>
-      </w:r>
-      <w:proofErr w:type="spellEnd"/>
-      <w:r>
-        <w:t xml:space="preserve"> architecture</w:t>
-      </w:r>
-    </w:p>
-    <w:p>
-      <w:pPr>
-        <w:pStyle w:val="ListBullet"/>
-        <w:spacing w:after="40"/>
-      </w:pPr>
-      <w:r>
-        <w:t>Delivering enterprise-scale production GenAI system across 4 major clients</w:t>
-      </w:r>
-    </w:p>
-    <w:p>
-      <w:pPr>
-        <w:spacing w:before="160" w:after="40"/>
-      </w:pPr>
-      <w:r>
-        <w:rPr>
-          <w:b/>
-          <w:color w:val="1A3C6D"/>
-          <w:sz w:val="22"/>
-        </w:rPr>
-        <w:t>PMI SMT — Executive Mentorship Platform</w:t>
-      </w:r>
-    </w:p>
-    <w:p>
-      <w:pPr>
-        <w:spacing w:after="40"/>
-      </w:pPr>
-      <w:proofErr w:type="spellStart"/>
-      <w:r>
-        <w:rPr>
-          <w:i/>
-          <w:color w:val="555555"/>
-          <w:sz w:val="19"/>
-        </w:rPr>
-        <w:t>Fullstack</w:t>
-      </w:r>
-      <w:proofErr w:type="spellEnd"/>
-      <w:r>
-        <w:rPr>
-          <w:i/>
-          <w:color w:val="555555"/>
-          <w:sz w:val="19"/>
-        </w:rPr>
-        <w:t xml:space="preserve"> Developer  |  2026 (Ongoing)</w:t>
-      </w:r>
-    </w:p>
-    <w:p>
-      <w:pPr>
-        <w:pStyle w:val="ListBullet"/>
-        <w:spacing w:after="40"/>
-      </w:pPr>
-      <w:r>
-        <w:t>Developing Gemini-powered executive mentorship application</w:t>
-      </w:r>
-    </w:p>
-    <w:p>
-      <w:pPr>
-        <w:pStyle w:val="ListBullet"/>
-        <w:spacing w:after="40"/>
-      </w:pPr>
-      <w:r>
-        <w:t>Implementing voice sensitivity and tone analysis for coaching insights</w:t>
-      </w:r>
-    </w:p>
-    <w:p>
-      <w:pPr>
-        <w:pStyle w:val="ListBullet"/>
-        <w:spacing w:after="40"/>
-      </w:pPr>
-      <w:r>
-        <w:t>Building user profiling engine for personalized mentor matching</w:t>
-      </w:r>
-    </w:p>
-    <w:p>
-      <w:pPr>
-        <w:pStyle w:val="ListBullet"/>
-        <w:spacing w:after="40"/>
-      </w:pPr>
-      <w:r>
-        <w:t>Pilot launch with executive cohort</w:t>
-      </w:r>
-    </w:p>
-    <w:p>
-      <w:pPr>
-        <w:spacing w:before="160" w:after="40"/>
-      </w:pPr>
-      <w:r>
-        <w:rPr>
-          <w:b/>
-          <w:color w:val="1A3C6D"/>
-          <w:sz w:val="22"/>
-        </w:rPr>
-        <w:t>SANOFI — Pharmaceutical AI Automation</w:t>
-      </w:r>
-    </w:p>
-    <w:p>
-      <w:pPr>
-        <w:spacing w:after="40"/>
-      </w:pPr>
-      <w:r>
-        <w:rPr>
-          <w:i/>
-          <w:color w:val="555555"/>
-          <w:sz w:val="19"/>
-        </w:rPr>
-        <w:t>Lead Developer  |  2025 (Complete)</w:t>
-      </w:r>
-    </w:p>
-    <w:p>
-      <w:pPr>
-        <w:pStyle w:val="ListBullet"/>
-        <w:spacing w:after="40"/>
-      </w:pPr>
-      <w:r>
-        <w:t>Built full automation pipeline: requirements analysis to pre-prod to go-live</w:t>
-      </w:r>
-    </w:p>
-    <w:p>
-      <w:pPr>
-        <w:pStyle w:val="ListBullet"/>
-        <w:spacing w:after="40"/>
-      </w:pPr>
-      <w:r>
-        <w:t>Developed GenAI-driven document analysis and code generation system</w:t>
-      </w:r>
-    </w:p>
-    <w:p>
-      <w:pPr>
-        <w:pStyle w:val="ListBullet"/>
-        <w:spacing w:after="40"/>
-      </w:pPr>
-      <w:r>
-        <w:t>Solution converted to Deloitte internal accelerator for reuse across engagements</w:t>
-      </w:r>
-    </w:p>
-    <w:p>
-      <w:pPr>
-        <w:spacing w:before="200"/>
-      </w:pPr>
-      <w:r>
-        <w:rPr>
-          <w:b/>
-          <w:sz w:val="22"/>
-          <w:u w:val="single"/>
-        </w:rPr>
-        <w:t>Social Impact &amp; Innovation Projects</w:t>
-      </w:r>
-    </w:p>
-    <w:p>
-      <w:pPr>
-        <w:spacing w:before="160" w:after="40"/>
-      </w:pPr>
-      <w:r>
-        <w:rPr>
-          <w:b/>
-          <w:color w:val="1A3C6D"/>
-          <w:sz w:val="22"/>
-        </w:rPr>
-        <w:t>AMAN Security Device</w:t>
-      </w:r>
-    </w:p>
-    <w:p>
-      <w:pPr>
-        <w:spacing w:after="40"/>
-      </w:pPr>
-      <w:r>
-        <w:rPr>
-          <w:i/>
-          <w:color w:val="555555"/>
-          <w:sz w:val="19"/>
-        </w:rPr>
-        <w:t>Lead Developer  |  2023 – 2025 (Complete)</w:t>
-      </w:r>
-    </w:p>
-    <w:p>
-      <w:pPr>
-        <w:pStyle w:val="ListBullet"/>
-        <w:spacing w:after="40"/>
-      </w:pPr>
-      <w:r>
-        <w:t>Built crowd-scanning system for concealed weapons detection using computer vision, IoT, and multi-sensor fusion</w:t>
-      </w:r>
-    </w:p>
-    <w:p>
-      <w:pPr>
-        <w:pStyle w:val="ListBullet"/>
-        <w:spacing w:after="40"/>
-      </w:pPr>
-      <w:r>
-        <w:t>Developed real-time threat-level calculation engine</w:t>
-      </w:r>
-    </w:p>
-    <w:p>
-      <w:pPr>
-        <w:pStyle w:val="ListBullet"/>
-        <w:spacing w:after="40"/>
-      </w:pPr>
-      <w:r>
-        <w:t>Field tested and deployed with BSF Battalion 98 on real crowds and simulations</w:t>
-      </w:r>
-    </w:p>
-    <w:p>
-      <w:pPr>
-        <w:pStyle w:val="ListBullet"/>
-        <w:spacing w:after="40"/>
-      </w:pPr>
-      <w:r>
-        <w:t>Built in response to 2023 Nuh Haryana attacks</w:t>
-      </w:r>
-    </w:p>
-    <w:p>
-      <w:pPr>
-        <w:spacing w:before="160" w:after="40"/>
-      </w:pPr>
-      <w:r>
-        <w:rPr>
-          <w:b/>
-          <w:color w:val="1A3C6D"/>
-          <w:sz w:val="22"/>
-        </w:rPr>
-        <w:t>E-</w:t>
-      </w:r>
-      <w:proofErr w:type="spellStart"/>
-      <w:r>
-        <w:rPr>
-          <w:b/>
-          <w:color w:val="1A3C6D"/>
-          <w:sz w:val="22"/>
-        </w:rPr>
-        <w:t>MedicalHELP</w:t>
-      </w:r>
-      <w:proofErr w:type="spellEnd"/>
-      <w:r>
-        <w:rPr>
-          <w:b/>
-          <w:color w:val="1A3C6D"/>
-          <w:sz w:val="22"/>
-        </w:rPr>
-        <w:t xml:space="preserve"> — Emergency Medical Response System</w:t>
-      </w:r>
-    </w:p>
-    <w:p>
-      <w:pPr>
-        <w:spacing w:after="40"/>
-      </w:pPr>
-      <w:r>
-        <w:rPr>
-          <w:i/>
-          <w:color w:val="555555"/>
-          <w:sz w:val="19"/>
-        </w:rPr>
-        <w:t>Developer  |  2023 (Complete)</w:t>
-      </w:r>
-    </w:p>
-    <w:p>
-      <w:pPr>
-        <w:pStyle w:val="ListBullet"/>
-        <w:spacing w:after="40"/>
-      </w:pPr>
-      <w:r>
-        <w:t>Built centralized emergency medical response platform</w:t>
-      </w:r>
-    </w:p>
-    <w:p>
-      <w:pPr>
-        <w:pStyle w:val="ListBullet"/>
-        <w:spacing w:after="40"/>
-      </w:pPr>
-      <w:r>
-        <w:t>Implemented NLP voice-based triage for symptom extraction</w:t>
-      </w:r>
-    </w:p>
-    <w:p>
-      <w:pPr>
-        <w:pStyle w:val="ListBullet"/>
-        <w:spacing w:after="40"/>
-      </w:pPr>
-      <w:r>
-        <w:t>Integrated IoT devices for real-time hospital bed availability matching</w:t>
-      </w:r>
-    </w:p>
-    <w:p>
-      <w:pPr>
-        <w:spacing w:before="160" w:after="40"/>
-      </w:pPr>
-      <w:proofErr w:type="spellStart"/>
-      <w:r>
-        <w:rPr>
-          <w:b/>
-          <w:color w:val="1A3C6D"/>
-          <w:sz w:val="22"/>
-        </w:rPr>
-        <w:t>Explainosphere</w:t>
-      </w:r>
-      <w:proofErr w:type="spellEnd"/>
-      <w:r>
-        <w:rPr>
-          <w:b/>
-          <w:color w:val="1A3C6D"/>
-          <w:sz w:val="22"/>
-        </w:rPr>
-        <w:t xml:space="preserve"> — Universal Learning Platform</w:t>
-      </w:r>
-    </w:p>
-    <w:p>
-      <w:pPr>
-        <w:spacing w:after="40"/>
-      </w:pPr>
-      <w:proofErr w:type="spellStart"/>
-      <w:r>
-        <w:rPr>
-          <w:i/>
-          <w:color w:val="555555"/>
-          <w:sz w:val="19"/>
-        </w:rPr>
-        <w:t>Fullstack</w:t>
-      </w:r>
-      <w:proofErr w:type="spellEnd"/>
-      <w:r>
-        <w:rPr>
-          <w:i/>
-          <w:color w:val="555555"/>
-          <w:sz w:val="19"/>
-        </w:rPr>
-        <w:t xml:space="preserve"> Developer  |  2024 (Complete)</w:t>
-      </w:r>
-    </w:p>
-    <w:p>
-      <w:pPr>
-        <w:pStyle w:val="ListBullet"/>
-        <w:spacing w:after="40"/>
-      </w:pPr>
-      <w:r>
-        <w:t xml:space="preserve">Designed curiosity-driven learning platform with </w:t>
-      </w:r>
-      <w:proofErr w:type="spellStart"/>
-      <w:r>
-        <w:t>FastAPI</w:t>
-      </w:r>
-      <w:proofErr w:type="spellEnd"/>
-      <w:r>
-        <w:t xml:space="preserve"> backend and Next.js frontend</w:t>
-      </w:r>
-    </w:p>
-    <w:p>
-      <w:pPr>
-        <w:pStyle w:val="ListBullet"/>
-        <w:spacing w:after="40"/>
-      </w:pPr>
-      <w:r>
-        <w:t>Integrated GPT-4 explanation engine for multi-level knowledge delivery</w:t>
-      </w:r>
-    </w:p>
-    <w:p>
-      <w:pPr>
-        <w:pStyle w:val="ListBullet"/>
-        <w:spacing w:after="40"/>
-      </w:pPr>
-      <w:r>
-        <w:t>Deployed with PostgreSQL, Redis, and open-access architecture</w:t>
-      </w:r>
-    </w:p>
-    <w:p>
-      <w:pPr>
-        <w:spacing w:before="160" w:after="40"/>
-      </w:pPr>
-      <w:r>
-        <w:rPr>
-          <w:b/>
-          <w:color w:val="1A3C6D"/>
-          <w:sz w:val="22"/>
-        </w:rPr>
-        <w:t>AM&amp;C Community Apps</w:t>
-      </w:r>
-    </w:p>
-    <w:p>
-      <w:pPr>
-        <w:spacing w:after="40"/>
-      </w:pPr>
-      <w:r>
-        <w:rPr>
-          <w:i/>
-          <w:color w:val="555555"/>
-          <w:sz w:val="19"/>
-        </w:rPr>
-        <w:t>Developer  |  2025 – 2026 (Ongoing)</w:t>
-      </w:r>
-    </w:p>
-    <w:p>
-      <w:pPr>
-        <w:pStyle w:val="ListBullet"/>
-        <w:spacing w:after="40"/>
-      </w:pPr>
-      <w:r>
-        <w:t>Building end-to-end dashboards for Gurgaon AM&amp;C community events</w:t>
-      </w:r>
-    </w:p>
-    <w:p>
-      <w:pPr>
-        <w:pStyle w:val="ListBullet"/>
-        <w:spacing w:after="40"/>
-      </w:pPr>
-      <w:r>
-        <w:t>Developing 2D games (Android/iOS) and AR/VR interactive experiences</w:t>
-      </w:r>
-    </w:p>
-    <w:p>
-      <w:pPr>
-        <w:spacing w:before="160" w:after="40"/>
-      </w:pPr>
-      <w:proofErr w:type="spellStart"/>
-      <w:r>
-        <w:rPr>
-          <w:b/>
-          <w:color w:val="1A3C6D"/>
-          <w:sz w:val="22"/>
-        </w:rPr>
-        <w:t>Navgyan</w:t>
-      </w:r>
-      <w:proofErr w:type="spellEnd"/>
-      <w:r>
-        <w:rPr>
-          <w:b/>
-          <w:color w:val="1A3C6D"/>
-          <w:sz w:val="22"/>
-        </w:rPr>
-        <w:t xml:space="preserve"> </w:t>
-      </w:r>
-      <w:proofErr w:type="spellStart"/>
-      <w:r>
-        <w:rPr>
-          <w:b/>
-          <w:color w:val="1A3C6D"/>
-          <w:sz w:val="22"/>
-        </w:rPr>
-        <w:t>Niyojan</w:t>
-      </w:r>
-      <w:proofErr w:type="spellEnd"/>
-      <w:r>
-        <w:rPr>
-          <w:b/>
-          <w:color w:val="1A3C6D"/>
-          <w:sz w:val="22"/>
-        </w:rPr>
-        <w:t xml:space="preserve"> — Education Initiative</w:t>
-      </w:r>
-    </w:p>
-    <w:p>
-      <w:pPr>
-        <w:spacing w:after="40"/>
-      </w:pPr>
-      <w:r>
-        <w:rPr>
-          <w:i/>
-          <w:color w:val="555555"/>
-          <w:sz w:val="19"/>
-        </w:rPr>
-        <w:t>Contributor  |  2020 – 2026 (Ongoing)</w:t>
-      </w:r>
-    </w:p>
-    <w:p>
-      <w:pPr>
-        <w:pStyle w:val="ListBullet"/>
-        <w:spacing w:after="40"/>
-      </w:pPr>
-      <w:r>
-        <w:t>Collaborating with NGOs on education curriculum improvement</w:t>
-      </w:r>
-    </w:p>
-    <w:p>
-      <w:pPr>
-        <w:pStyle w:val="ListBullet"/>
-        <w:spacing w:after="40"/>
-      </w:pPr>
-      <w:r>
-        <w:lastRenderedPageBreak/>
-        <w:t>Building digital tools for curriculum tracking and deployment in community schools</w:t>
+        <w:t>•  Built AI agents with SAP Core AI and SAP Joule across 2 phases for firm-wide CPQ tooling</w:t>
       </w:r>
     </w:p>
     <w:p>
       <w:pPr>
         <w:pBdr>
-          <w:bottom w:val="single" w:sz="4" w:space="1" w:color="1A3C6D"/>
+          <w:bottom w:val="single" w:sz="4" w:space="1" w:color="333366"/>
         </w:pBdr>
-        <w:spacing w:before="280" w:after="80"/>
+        <w:spacing w:before="100" w:after="30" w:line="240" w:lineRule="exact"/>
+        <w:rPr>
+          <w:rFonts w:ascii="Calibri" w:hAnsi="Calibri"/>
+          <w:b/>
+          <w:color w:val="1A1A2E"/>
+          <w:sz w:val="21"/>
+        </w:rPr>
+      </w:pPr>
+    </w:p>
+    <w:p>
+      <w:pPr>
+        <w:pBdr>
+          <w:bottom w:val="single" w:sz="4" w:space="1" w:color="333366"/>
+        </w:pBdr>
+        <w:spacing w:before="100" w:after="30" w:line="240" w:lineRule="exact"/>
       </w:pPr>
       <w:r>
         <w:rPr>
+          <w:rFonts w:ascii="Calibri" w:hAnsi="Calibri"/>
           <w:b/>
-          <w:color w:val="1A3C6D"/>
-          <w:sz w:val="26"/>
+          <w:color w:val="1A1A2E"/>
+          <w:sz w:val="21"/>
         </w:rPr>
-        <w:t>COLLEGE RESEARCH PROJECTS</w:t>
+        <w:t>EDUCATION</w:t>
       </w:r>
     </w:p>
     <w:p>
       <w:pPr>
-        <w:spacing w:before="160" w:after="40"/>
+        <w:spacing w:after="0" w:line="220" w:lineRule="exact"/>
+        <w:rPr>
+          <w:rFonts w:ascii="Calibri" w:hAnsi="Calibri"/>
+          <w:color w:val="555555"/>
+          <w:sz w:val="19"/>
+        </w:rPr>
       </w:pPr>
       <w:r>
         <w:rPr>
+          <w:rFonts w:ascii="Calibri" w:hAnsi="Calibri"/>
           <w:b/>
-          <w:color w:val="1A3C6D"/>
-          <w:sz w:val="22"/>
+          <w:sz w:val="19"/>
         </w:rPr>
-        <w:t>CUBE DEALT — Rubik’s Cube Optimizer</w:t>
+        <w:t>M.Sc. Applied Mathematics</w:t>
+      </w:r>
+      <w:r>
+        <w:rPr>
+          <w:rFonts w:ascii="Calibri" w:hAnsi="Calibri"/>
+          <w:color w:val="555555"/>
+          <w:sz w:val="19"/>
+        </w:rPr>
+        <w:t xml:space="preserve">, CMI (Ongoing)    </w:t>
       </w:r>
     </w:p>
     <w:p>
       <w:pPr>
-        <w:spacing w:after="40"/>
+        <w:spacing w:after="0" w:line="220" w:lineRule="exact"/>
       </w:pPr>
       <w:r>
         <w:rPr>
-          <w:i/>
+          <w:rFonts w:ascii="Calibri" w:hAnsi="Calibri"/>
+          <w:b/>
+          <w:sz w:val="19"/>
+        </w:rPr>
+        <w:t>B.Tech Computer Science</w:t>
+      </w:r>
+      <w:r>
+        <w:rPr>
+          <w:rFonts w:ascii="Calibri" w:hAnsi="Calibri"/>
           <w:color w:val="555555"/>
           <w:sz w:val="19"/>
         </w:rPr>
-        <w:t>Researcher &amp; Developer  |  2019 – Present (Ongoing)</w:t>
-      </w:r>
-    </w:p>
-    <w:p>
-      <w:pPr>
-        <w:pStyle w:val="ListBullet"/>
-        <w:spacing w:after="40"/>
-      </w:pPr>
-      <w:r>
-        <w:t>Developing Rubik’s Cube optimizer using TensorFlow and evolutionary algorithms</w:t>
-      </w:r>
-    </w:p>
-    <w:p>
-      <w:pPr>
-        <w:pStyle w:val="ListBullet"/>
-        <w:spacing w:after="40"/>
-      </w:pPr>
-      <w:r>
-        <w:t>Built 3D visualizer with real-time solve animations</w:t>
-      </w:r>
-    </w:p>
-    <w:p>
-      <w:pPr>
-        <w:pStyle w:val="ListBullet"/>
-        <w:spacing w:after="40"/>
-      </w:pPr>
-      <w:r>
-        <w:t>Extending to 4x4, 7x7, mirror cube, and pyramid cube variants</w:t>
-      </w:r>
-    </w:p>
-    <w:p>
-      <w:pPr>
-        <w:spacing w:before="160" w:after="40"/>
-      </w:pPr>
-      <w:r>
-        <w:rPr>
-          <w:b/>
-          <w:color w:val="1A3C6D"/>
-          <w:sz w:val="22"/>
-        </w:rPr>
-        <w:t>MCOACH — Knowledge Ontology System</w:t>
-      </w:r>
-    </w:p>
-    <w:p>
-      <w:pPr>
-        <w:spacing w:after="40"/>
-      </w:pPr>
-      <w:r>
-        <w:rPr>
-          <w:i/>
-          <w:color w:val="555555"/>
-          <w:sz w:val="19"/>
-        </w:rPr>
-        <w:t>Researcher &amp; Developer  |  2019 – 2020 (Complete)</w:t>
-      </w:r>
-    </w:p>
-    <w:p>
-      <w:pPr>
-        <w:pStyle w:val="ListBullet"/>
-        <w:spacing w:after="40"/>
-      </w:pPr>
-      <w:r>
-        <w:t xml:space="preserve">Built knowledge ontology system using OwlReady2 and </w:t>
-      </w:r>
-      <w:proofErr w:type="spellStart"/>
-      <w:r>
-        <w:t>Keras</w:t>
-      </w:r>
-      <w:proofErr w:type="spellEnd"/>
-    </w:p>
-    <w:p>
-      <w:pPr>
-        <w:pStyle w:val="ListBullet"/>
-        <w:spacing w:after="40"/>
-      </w:pPr>
-      <w:r>
-        <w:t>Implemented adaptive learning path recommendations</w:t>
-      </w:r>
-    </w:p>
-    <w:p>
-      <w:pPr>
-        <w:pStyle w:val="ListBullet"/>
-        <w:spacing w:after="40"/>
-      </w:pPr>
-      <w:r>
-        <w:t>Published as college thesis in Knowledge Representation and Cognitive Computing</w:t>
-      </w:r>
-    </w:p>
-    <w:p>
-      <w:pPr>
-        <w:spacing w:before="160" w:after="40"/>
-      </w:pPr>
-      <w:r>
-        <w:rPr>
-          <w:b/>
-          <w:color w:val="1A3C6D"/>
-          <w:sz w:val="22"/>
-        </w:rPr>
-        <w:t>CRASH SAVERS — Smart Road Safety System</w:t>
-      </w:r>
-    </w:p>
-    <w:p>
-      <w:pPr>
-        <w:spacing w:after="40"/>
-      </w:pPr>
-      <w:r>
-        <w:rPr>
-          <w:i/>
-          <w:color w:val="555555"/>
-          <w:sz w:val="19"/>
-        </w:rPr>
-        <w:t>Developer  |  2018 (Complete)</w:t>
-      </w:r>
-    </w:p>
-    <w:p>
-      <w:pPr>
-        <w:pStyle w:val="ListBullet"/>
-        <w:spacing w:after="40"/>
-      </w:pPr>
-      <w:r>
-        <w:t>Developed IoT sensor + holographic projection system for real-time driver alerts</w:t>
-      </w:r>
-    </w:p>
-    <w:p>
-      <w:pPr>
-        <w:pStyle w:val="ListBullet"/>
-        <w:spacing w:after="40"/>
-      </w:pPr>
-      <w:r>
-        <w:t>Associated with IRSC (Indian Road Safety Campaign) and MORTH</w:t>
+        <w:t xml:space="preserve"> (Cognitive Computing), IIIT Delhi</w:t>
       </w:r>
     </w:p>
     <w:p>
       <w:pPr>
         <w:pBdr>
-          <w:bottom w:val="single" w:sz="4" w:space="1" w:color="1A3C6D"/>
+          <w:bottom w:val="single" w:sz="4" w:space="1" w:color="333366"/>
         </w:pBdr>
-        <w:spacing w:before="280" w:after="80"/>
+        <w:spacing w:before="100" w:after="30" w:line="240" w:lineRule="exact"/>
+        <w:rPr>
+          <w:rFonts w:ascii="Calibri" w:hAnsi="Calibri"/>
+          <w:b/>
+          <w:color w:val="1A1A2E"/>
+          <w:sz w:val="21"/>
+        </w:rPr>
       </w:pPr>
-      <w:r>
-        <w:rPr>
-          <w:b/>
-          <w:color w:val="1A3C6D"/>
-          <w:sz w:val="26"/>
-        </w:rPr>
-        <w:t>EDUCATION</w:t>
-      </w:r>
-    </w:p>
-    <w:p>
-      <w:r>
-        <w:rPr>
-          <w:b/>
-        </w:rPr>
-        <w:t>Master of Science — Applications of Mathematics</w:t>
-      </w:r>
-    </w:p>
-    <w:p>
-      <w:r>
-        <w:rPr>
-          <w:color w:val="555555"/>
-          <w:sz w:val="19"/>
-        </w:rPr>
-        <w:t xml:space="preserve">Chennai Mathematical Institute (CMI) — Ongoing (Distance Learning </w:t>
-      </w:r>
-      <w:r>
-        <w:rPr>
-          <w:color w:val="555555"/>
-          <w:sz w:val="19"/>
-        </w:rPr>
-        <w:t>Program</w:t>
-      </w:r>
-      <w:r>
-        <w:rPr>
-          <w:color w:val="555555"/>
-          <w:sz w:val="19"/>
-        </w:rPr>
-        <w:t>)</w:t>
-      </w:r>
-    </w:p>
-    <w:p>
-      <w:r>
-        <w:rPr>
-          <w:i/>
-          <w:sz w:val="19"/>
-        </w:rPr>
-        <w:t>Research Focus: Rubik's Cube Optimization using Evolutionary Algorithms</w:t>
-      </w:r>
-    </w:p>
-    <w:p>
-      <w:pPr>
-        <w:spacing w:before="120"/>
-      </w:pPr>
-      <w:r>
-        <w:rPr>
-          <w:b/>
-        </w:rPr>
-        <w:t>Bachelor of Technology — Computer Science (Specialization: Cognitive Computing)</w:t>
-      </w:r>
-    </w:p>
-    <w:p>
-      <w:r>
-        <w:rPr>
-          <w:color w:val="555555"/>
-          <w:sz w:val="19"/>
-        </w:rPr>
-        <w:t>IIIT Delhi (IIITD)</w:t>
-      </w:r>
-    </w:p>
-    <w:p>
-      <w:r>
-        <w:rPr>
-          <w:i/>
-          <w:sz w:val="19"/>
-        </w:rPr>
-        <w:t xml:space="preserve">Thesis Projects: MCOACH (Knowledge Ontology + </w:t>
-      </w:r>
-      <w:proofErr w:type="spellStart"/>
-      <w:r>
-        <w:rPr>
-          <w:i/>
-          <w:sz w:val="19"/>
-        </w:rPr>
-        <w:t>Keras</w:t>
-      </w:r>
-      <w:proofErr w:type="spellEnd"/>
-      <w:r>
-        <w:rPr>
-          <w:i/>
-          <w:sz w:val="19"/>
-        </w:rPr>
-        <w:t>)</w:t>
-      </w:r>
     </w:p>
     <w:p>
       <w:pPr>
         <w:pBdr>
-          <w:bottom w:val="single" w:sz="4" w:space="1" w:color="1A3C6D"/>
+          <w:bottom w:val="single" w:sz="4" w:space="1" w:color="333366"/>
         </w:pBdr>
-        <w:spacing w:before="280" w:after="80"/>
+        <w:spacing w:before="100" w:after="30" w:line="240" w:lineRule="exact"/>
       </w:pPr>
       <w:r>
         <w:rPr>
+          <w:rFonts w:ascii="Calibri" w:hAnsi="Calibri"/>
           <w:b/>
-          <w:color w:val="1A3C6D"/>
-          <w:sz w:val="26"/>
+          <w:color w:val="1A1A2E"/>
+          <w:sz w:val="21"/>
         </w:rPr>
         <w:t>KEY ACHIEVEMENTS</w:t>
       </w:r>
     </w:p>
     <w:p>
       <w:pPr>
-        <w:pStyle w:val="ListBullet"/>
-        <w:spacing w:after="40"/>
+        <w:spacing w:after="0" w:line="230" w:lineRule="exact"/>
+        <w:ind w:left="216" w:hanging="173"/>
       </w:pPr>
       <w:r>
         <w:rPr>
-          <w:b/>
+          <w:rFonts w:ascii="Calibri" w:hAnsi="Calibri"/>
+          <w:sz w:val="19"/>
         </w:rPr>
-        <w:t>Double Promotion</w:t>
-      </w:r>
-      <w:r>
-        <w:t xml:space="preserve"> — Promoted from Analyst (2020) to Consultant (2022) to Senior Consultant (2025) — two promotions in five years at Deloitte</w:t>
+        <w:t>•  Double Promotion — Analyst → Consultant → Senior Consultant in 5 years at Deloitte</w:t>
       </w:r>
     </w:p>
     <w:p>
       <w:pPr>
-        <w:pStyle w:val="ListBullet"/>
-        <w:spacing w:after="40"/>
+        <w:spacing w:after="0" w:line="230" w:lineRule="exact"/>
+        <w:ind w:left="216" w:hanging="173"/>
       </w:pPr>
       <w:r>
         <w:rPr>
-          <w:b/>
+          <w:rFonts w:ascii="Calibri" w:hAnsi="Calibri"/>
+          <w:sz w:val="19"/>
         </w:rPr>
-        <w:t>Enterprise Architect</w:t>
-      </w:r>
-      <w:r>
-        <w:t xml:space="preserve"> — Led and delivered 8 SAP CPQ product implementations for </w:t>
-      </w:r>
-      <w:r>
-        <w:t>Deloitte clients worldwide</w:t>
+        <w:t>•  Enterprise Architect — 8+ SAP CPQ implementations for IBM, HP Inc., Konica Minolta globally</w:t>
       </w:r>
     </w:p>
     <w:p>
       <w:pPr>
-        <w:pStyle w:val="ListBullet"/>
-        <w:spacing w:after="40"/>
+        <w:spacing w:after="0" w:line="230" w:lineRule="exact"/>
+        <w:ind w:left="216" w:hanging="173"/>
       </w:pPr>
       <w:r>
         <w:rPr>
-          <w:b/>
+          <w:rFonts w:ascii="Calibri" w:hAnsi="Calibri"/>
+          <w:sz w:val="19"/>
         </w:rPr>
-        <w:t>TCS DISQ Finalist</w:t>
-      </w:r>
-      <w:r>
-        <w:t xml:space="preserve"> — Ranked 17th nationally in TCS Digital </w:t>
-      </w:r>
-      <w:proofErr w:type="spellStart"/>
-      <w:r>
-        <w:t>Callforsolutions</w:t>
-      </w:r>
-      <w:proofErr w:type="spellEnd"/>
-      <w:r>
-        <w:t xml:space="preserve"> 2022</w:t>
+        <w:t>•  AI Innovator — Production GenAI (RAG, agentic, LLM orchestration) serving 4 Fortune 500 clients</w:t>
       </w:r>
     </w:p>
     <w:p>
       <w:pPr>
-        <w:pStyle w:val="ListBullet"/>
-        <w:spacing w:after="40"/>
+        <w:spacing w:after="0" w:line="230" w:lineRule="exact"/>
+        <w:ind w:left="216" w:hanging="173"/>
       </w:pPr>
       <w:r>
         <w:rPr>
-          <w:b/>
+          <w:rFonts w:ascii="Calibri" w:hAnsi="Calibri"/>
+          <w:sz w:val="19"/>
         </w:rPr>
-        <w:t>AI Innovator</w:t>
-      </w:r>
-      <w:r>
-        <w:t xml:space="preserve"> — Architected production-grade GenAI systems with RAG, agentic workflows, and LLM orchestration for enterprise clients</w:t>
-      </w:r>
-    </w:p>
-    <w:p>
-      <w:pPr>
-        <w:pStyle w:val="ListBullet"/>
-        <w:spacing w:after="40"/>
-      </w:pPr>
-      <w:r>
-        <w:rPr>
-          <w:b/>
-        </w:rPr>
-        <w:t>Security Guardian</w:t>
-      </w:r>
-      <w:r>
-        <w:t xml:space="preserve"> — Built and field-tested AMAN concealed weapons detection system with BSF Battalion 98</w:t>
-      </w:r>
-    </w:p>
-    <w:p>
-      <w:pPr>
-        <w:pStyle w:val="ListBullet"/>
-        <w:spacing w:after="40"/>
-      </w:pPr>
-      <w:r>
-        <w:rPr>
-          <w:b/>
-        </w:rPr>
-        <w:t>Game Development Veteran</w:t>
-      </w:r>
-      <w:r>
-        <w:t xml:space="preserve"> — Won game jams, raised COVID housing funds through online gaming, Gaming Monk certified</w:t>
-      </w:r>
-    </w:p>
-    <w:p>
-      <w:pPr>
-        <w:pStyle w:val="ListBullet"/>
-        <w:spacing w:after="40"/>
-      </w:pPr>
-      <w:r>
-        <w:rPr>
-          <w:b/>
-        </w:rPr>
-        <w:t>Community Champion</w:t>
-      </w:r>
-      <w:r>
-        <w:t xml:space="preserve"> — Led AM&amp;C community apps development, SAP CX training programs, and new hire onboarding</w:t>
-      </w:r>
-    </w:p>
-    <w:p>
-      <w:pPr>
-        <w:pStyle w:val="ListBullet"/>
-        <w:spacing w:after="40"/>
-      </w:pPr>
-      <w:r>
-        <w:rPr>
-          <w:b/>
-        </w:rPr>
-        <w:t>Social Impact Hero</w:t>
-      </w:r>
-      <w:r>
-        <w:t xml:space="preserve"> — Delivered education, healthcare, and security platforms driving real-world social impact</w:t>
-      </w:r>
-    </w:p>
-    <w:p>
-      <w:pPr>
-        <w:pStyle w:val="ListBullet"/>
-        <w:spacing w:after="40"/>
-      </w:pPr>
-      <w:r>
-        <w:rPr>
-          <w:b/>
-        </w:rPr>
-        <w:t>SANOFI Accelerator</w:t>
-      </w:r>
-      <w:r>
-        <w:t xml:space="preserve"> — GenAI automation solution converted to Deloitte internal accelerator for firm-wide reuse</w:t>
+        <w:t>•  SANOFI Accelerator — GenAI solution adopted as Deloitte firm-wide accelerator (500+ hrs saved)</w:t>
       </w:r>
     </w:p>
     <w:sectPr>
       <w:pgSz w:w="12240" w:h="15840"/>
-      <w:pgMar w:top="850" w:right="1134" w:bottom="850" w:left="1134" w:header="720" w:footer="720" w:gutter="0"/>
+      <w:pgMar w:top="576" w:right="720" w:bottom="504" w:left="720" w:header="720" w:footer="720" w:gutter="0"/>
       <w:cols w:space="720"/>
       <w:docGrid w:linePitch="360"/>
     </w:sectPr>
@@ -2674,31 +1067,31 @@
       </w:rPr>
     </w:lvl>
   </w:abstractNum>
-  <w:num w:numId="1" w16cid:durableId="1129934457">
+  <w:num w:numId="1" w16cid:durableId="349453687">
     <w:abstractNumId w:val="8"/>
   </w:num>
-  <w:num w:numId="2" w16cid:durableId="845292407">
+  <w:num w:numId="2" w16cid:durableId="548151973">
     <w:abstractNumId w:val="6"/>
   </w:num>
-  <w:num w:numId="3" w16cid:durableId="1214075578">
+  <w:num w:numId="3" w16cid:durableId="1582178544">
     <w:abstractNumId w:val="5"/>
   </w:num>
-  <w:num w:numId="4" w16cid:durableId="1986276193">
+  <w:num w:numId="4" w16cid:durableId="670261346">
     <w:abstractNumId w:val="4"/>
   </w:num>
-  <w:num w:numId="5" w16cid:durableId="2139687236">
+  <w:num w:numId="5" w16cid:durableId="1762875493">
     <w:abstractNumId w:val="7"/>
   </w:num>
-  <w:num w:numId="6" w16cid:durableId="1941134670">
+  <w:num w:numId="6" w16cid:durableId="1056125845">
     <w:abstractNumId w:val="3"/>
   </w:num>
-  <w:num w:numId="7" w16cid:durableId="981275100">
+  <w:num w:numId="7" w16cid:durableId="244337655">
     <w:abstractNumId w:val="2"/>
   </w:num>
-  <w:num w:numId="8" w16cid:durableId="1703549400">
+  <w:num w:numId="8" w16cid:durableId="1259024320">
     <w:abstractNumId w:val="1"/>
   </w:num>
-  <w:num w:numId="9" w16cid:durableId="501049313">
+  <w:num w:numId="9" w16cid:durableId="892499004">
     <w:abstractNumId w:val="0"/>
   </w:num>
 </w:numbering>
@@ -3094,11 +1487,6 @@
     <w:name w:val="Normal"/>
     <w:qFormat/>
     <w:rsid w:val="00FC693F"/>
-    <w:rPr>
-      <w:rFonts w:ascii="Calibri" w:hAnsi="Calibri"/>
-      <w:color w:val="333333"/>
-      <w:sz w:val="20"/>
-    </w:rPr>
   </w:style>
   <w:style w:type="paragraph" w:styleId="Heading1">
     <w:name w:val="heading 1"/>
@@ -3280,6 +1668,7 @@
     <w:rPr>
       <w:rFonts w:asciiTheme="majorHAnsi" w:eastAsiaTheme="majorEastAsia" w:hAnsiTheme="majorHAnsi" w:cstheme="majorBidi"/>
       <w:color w:val="4F81BD" w:themeColor="accent1"/>
+      <w:sz w:val="20"/>
       <w:szCs w:val="20"/>
     </w:rPr>
   </w:style>
@@ -3304,6 +1693,7 @@
       <w:i/>
       <w:iCs/>
       <w:color w:val="404040" w:themeColor="text1" w:themeTint="BF"/>
+      <w:sz w:val="20"/>
       <w:szCs w:val="20"/>
     </w:rPr>
   </w:style>
@@ -14092,7 +12482,7 @@
     <w:basedOn w:val="DefaultParagraphFont"/>
     <w:uiPriority w:val="99"/>
     <w:unhideWhenUsed/>
-    <w:rsid w:val="00DD5ECE"/>
+    <w:rsid w:val="000E6C59"/>
     <w:rPr>
       <w:color w:val="0000FF" w:themeColor="hyperlink"/>
       <w:u w:val="single"/>
@@ -14104,7 +12494,7 @@
     <w:uiPriority w:val="99"/>
     <w:semiHidden/>
     <w:unhideWhenUsed/>
-    <w:rsid w:val="00DD5ECE"/>
+    <w:rsid w:val="000E6C59"/>
     <w:rPr>
       <w:color w:val="605E5C"/>
       <w:shd w:val="clear" w:color="auto" w:fill="E1DFDD"/>

--- a/DevyaniPKumar-profile.docx
+++ b/DevyaniPKumar-profile.docx
@@ -28,7 +28,43 @@
           <w:color w:val="444466"/>
           <w:sz w:val="20"/>
         </w:rPr>
-        <w:t>Senior Lead Developer  ·  Solutions Architect  ·  Deloitte Digital</w:t>
+        <w:t xml:space="preserve">Senior Lead </w:t>
+      </w:r>
+      <w:proofErr w:type="gramStart"/>
+      <w:r>
+        <w:rPr>
+          <w:rFonts w:ascii="Calibri" w:hAnsi="Calibri"/>
+          <w:color w:val="444466"/>
+          <w:sz w:val="20"/>
+        </w:rPr>
+        <w:t>Developer  ·</w:t>
+      </w:r>
+      <w:proofErr w:type="gramEnd"/>
+      <w:r>
+        <w:rPr>
+          <w:rFonts w:ascii="Calibri" w:hAnsi="Calibri"/>
+          <w:color w:val="444466"/>
+          <w:sz w:val="20"/>
+        </w:rPr>
+        <w:t xml:space="preserve">  Solutions </w:t>
+      </w:r>
+      <w:proofErr w:type="gramStart"/>
+      <w:r>
+        <w:rPr>
+          <w:rFonts w:ascii="Calibri" w:hAnsi="Calibri"/>
+          <w:color w:val="444466"/>
+          <w:sz w:val="20"/>
+        </w:rPr>
+        <w:t>Architect  ·</w:t>
+      </w:r>
+      <w:proofErr w:type="gramEnd"/>
+      <w:r>
+        <w:rPr>
+          <w:rFonts w:ascii="Calibri" w:hAnsi="Calibri"/>
+          <w:color w:val="444466"/>
+          <w:sz w:val="20"/>
+        </w:rPr>
+        <w:t xml:space="preserve">  Deloitte Digital</w:t>
       </w:r>
     </w:p>
     <w:p>
@@ -68,7 +104,23 @@
             <w:rStyle w:val="Hyperlink"/>
             <w:sz w:val="18"/>
           </w:rPr>
-          <w:t>linkedin.com/in/devyani-p-kumar</w:t>
+          <w:t>linkedin.com/in/</w:t>
+        </w:r>
+        <w:proofErr w:type="spellStart"/>
+        <w:r>
+          <w:rPr>
+            <w:rStyle w:val="Hyperlink"/>
+            <w:sz w:val="18"/>
+          </w:rPr>
+          <w:t>devyani</w:t>
+        </w:r>
+        <w:proofErr w:type="spellEnd"/>
+        <w:r>
+          <w:rPr>
+            <w:rStyle w:val="Hyperlink"/>
+            <w:sz w:val="18"/>
+          </w:rPr>
+          <w:t>-p-kumar</w:t>
         </w:r>
       </w:hyperlink>
     </w:p>
@@ -133,7 +185,23 @@
           <w:rFonts w:ascii="Calibri" w:hAnsi="Calibri"/>
           <w:sz w:val="19"/>
         </w:rPr>
-        <w:t>Co-founded AR pipelines (open source AR frames library and toolkit to generate AR frameworks)</w:t>
+        <w:t>Co-founded AR pipelines (</w:t>
+      </w:r>
+      <w:proofErr w:type="gramStart"/>
+      <w:r>
+        <w:rPr>
+          <w:rFonts w:ascii="Calibri" w:hAnsi="Calibri"/>
+          <w:sz w:val="19"/>
+        </w:rPr>
+        <w:t>open source</w:t>
+      </w:r>
+      <w:proofErr w:type="gramEnd"/>
+      <w:r>
+        <w:rPr>
+          <w:rFonts w:ascii="Calibri" w:hAnsi="Calibri"/>
+          <w:sz w:val="19"/>
+        </w:rPr>
+        <w:t xml:space="preserve"> AR frames library and toolkit to generate AR frameworks)</w:t>
       </w:r>
     </w:p>
     <w:p>
@@ -176,7 +244,87 @@
           <w:rFonts w:ascii="Calibri" w:hAnsi="Calibri"/>
           <w:sz w:val="18"/>
         </w:rPr>
-        <w:t>SAP: CPQ, CPI, BTP, S4 HANA, Commerce Cloud, C4C, SAP AI Core, SAP Joule  |  AI/ML: LangChain, LangGraph, AWS Bedrock, RAG, Agentic AI, GPT-4, Gemini, WatsonX, Prompt Engineering  |  Backend: Python, FastAPI, .NET, GraphQL, REST APIs, PostgreSQL, Redis  |  Frontend: React, Next.js, TypeScript  |  Cloud: AWS, Docker, CI/CD  |  Other: AR/VR, IoT, Agile/Scrum</w:t>
+        <w:t xml:space="preserve">SAP: CPQ, CPI, BTP, S4 HANA, Commerce Cloud, C4C, SAP AI Core, SAP Joule  |  AI/ML: </w:t>
+      </w:r>
+      <w:proofErr w:type="spellStart"/>
+      <w:r>
+        <w:rPr>
+          <w:rFonts w:ascii="Calibri" w:hAnsi="Calibri"/>
+          <w:sz w:val="18"/>
+        </w:rPr>
+        <w:t>LangChain</w:t>
+      </w:r>
+      <w:proofErr w:type="spellEnd"/>
+      <w:r>
+        <w:rPr>
+          <w:rFonts w:ascii="Calibri" w:hAnsi="Calibri"/>
+          <w:sz w:val="18"/>
+        </w:rPr>
+        <w:t xml:space="preserve">, </w:t>
+      </w:r>
+      <w:proofErr w:type="spellStart"/>
+      <w:r>
+        <w:rPr>
+          <w:rFonts w:ascii="Calibri" w:hAnsi="Calibri"/>
+          <w:sz w:val="18"/>
+        </w:rPr>
+        <w:t>LangGraph</w:t>
+      </w:r>
+      <w:proofErr w:type="spellEnd"/>
+      <w:r>
+        <w:rPr>
+          <w:rFonts w:ascii="Calibri" w:hAnsi="Calibri"/>
+          <w:sz w:val="18"/>
+        </w:rPr>
+        <w:t xml:space="preserve">, AWS Bedrock, RAG, Agentic AI, GPT-4, Gemini, </w:t>
+      </w:r>
+      <w:proofErr w:type="spellStart"/>
+      <w:r>
+        <w:rPr>
+          <w:rFonts w:ascii="Calibri" w:hAnsi="Calibri"/>
+          <w:sz w:val="18"/>
+        </w:rPr>
+        <w:t>WatsonX</w:t>
+      </w:r>
+      <w:proofErr w:type="spellEnd"/>
+      <w:r>
+        <w:rPr>
+          <w:rFonts w:ascii="Calibri" w:hAnsi="Calibri"/>
+          <w:sz w:val="18"/>
+        </w:rPr>
+        <w:t xml:space="preserve">, Prompt Engineering  |  Backend: Python, </w:t>
+      </w:r>
+      <w:proofErr w:type="spellStart"/>
+      <w:r>
+        <w:rPr>
+          <w:rFonts w:ascii="Calibri" w:hAnsi="Calibri"/>
+          <w:sz w:val="18"/>
+        </w:rPr>
+        <w:t>FastAPI</w:t>
+      </w:r>
+      <w:proofErr w:type="spellEnd"/>
+      <w:r>
+        <w:rPr>
+          <w:rFonts w:ascii="Calibri" w:hAnsi="Calibri"/>
+          <w:sz w:val="18"/>
+        </w:rPr>
+        <w:t xml:space="preserve">, .NET, </w:t>
+      </w:r>
+      <w:proofErr w:type="spellStart"/>
+      <w:r>
+        <w:rPr>
+          <w:rFonts w:ascii="Calibri" w:hAnsi="Calibri"/>
+          <w:sz w:val="18"/>
+        </w:rPr>
+        <w:t>GraphQL</w:t>
+      </w:r>
+      <w:proofErr w:type="spellEnd"/>
+      <w:r>
+        <w:rPr>
+          <w:rFonts w:ascii="Calibri" w:hAnsi="Calibri"/>
+          <w:sz w:val="18"/>
+        </w:rPr>
+        <w:t>, REST APIs, PostgreSQL, Redis  |  Frontend: React, Next.js, TypeScript  |  Cloud: AWS, Docker, CI/CD  |  Other: AR/VR, IoT, Agile/Scrum</w:t>
       </w:r>
     </w:p>
     <w:p>
@@ -228,7 +376,16 @@
           <w:color w:val="555555"/>
           <w:sz w:val="19"/>
         </w:rPr>
-        <w:t xml:space="preserve">  |  </w:t>
+        <w:t xml:space="preserve">  </w:t>
+      </w:r>
+      <w:proofErr w:type="gramStart"/>
+      <w:r>
+        <w:rPr>
+          <w:rFonts w:ascii="Calibri" w:hAnsi="Calibri"/>
+          <w:color w:val="555555"/>
+          <w:sz w:val="19"/>
+        </w:rPr>
+        <w:t xml:space="preserve">|  </w:t>
       </w:r>
       <w:r>
         <w:rPr>
@@ -236,7 +393,25 @@
           <w:i/>
           <w:sz w:val="19"/>
         </w:rPr>
-        <w:t>Senior Developer</w:t>
+        <w:t>Senior</w:t>
+      </w:r>
+      <w:proofErr w:type="gramEnd"/>
+      <w:r>
+        <w:rPr>
+          <w:rFonts w:ascii="Calibri" w:hAnsi="Calibri"/>
+          <w:i/>
+          <w:sz w:val="19"/>
+        </w:rPr>
+        <w:t xml:space="preserve"> </w:t>
+      </w:r>
+      <w:proofErr w:type="gramStart"/>
+      <w:r>
+        <w:rPr>
+          <w:rFonts w:ascii="Calibri" w:hAnsi="Calibri"/>
+          <w:i/>
+          <w:sz w:val="19"/>
+        </w:rPr>
+        <w:t>Developer</w:t>
       </w:r>
       <w:r>
         <w:rPr>
@@ -244,7 +419,16 @@
           <w:color w:val="555555"/>
           <w:sz w:val="19"/>
         </w:rPr>
-        <w:t xml:space="preserve">  |  2024–2025 (1.5 Yr)</w:t>
+        <w:t xml:space="preserve">  |</w:t>
+      </w:r>
+      <w:proofErr w:type="gramEnd"/>
+      <w:r>
+        <w:rPr>
+          <w:rFonts w:ascii="Calibri" w:hAnsi="Calibri"/>
+          <w:color w:val="555555"/>
+          <w:sz w:val="19"/>
+        </w:rPr>
+        <w:t xml:space="preserve">  2024–2025 (1.5 Yr)</w:t>
       </w:r>
     </w:p>
     <w:p>
@@ -283,7 +467,16 @@
           <w:b/>
           <w:sz w:val="19"/>
         </w:rPr>
-        <w:t>IBM Software</w:t>
+        <w:t xml:space="preserve">IBM </w:t>
+      </w:r>
+      <w:proofErr w:type="gramStart"/>
+      <w:r>
+        <w:rPr>
+          <w:rFonts w:ascii="Calibri" w:hAnsi="Calibri"/>
+          <w:b/>
+          <w:sz w:val="19"/>
+        </w:rPr>
+        <w:t>Software</w:t>
       </w:r>
       <w:r>
         <w:rPr>
@@ -291,7 +484,16 @@
           <w:color w:val="555555"/>
           <w:sz w:val="19"/>
         </w:rPr>
-        <w:t xml:space="preserve">  |  </w:t>
+        <w:t xml:space="preserve">  |</w:t>
+      </w:r>
+      <w:proofErr w:type="gramEnd"/>
+      <w:r>
+        <w:rPr>
+          <w:rFonts w:ascii="Calibri" w:hAnsi="Calibri"/>
+          <w:color w:val="555555"/>
+          <w:sz w:val="19"/>
+        </w:rPr>
+        <w:t xml:space="preserve">  </w:t>
       </w:r>
       <w:r>
         <w:rPr>
@@ -299,7 +501,16 @@
           <w:i/>
           <w:sz w:val="19"/>
         </w:rPr>
-        <w:t>Lead Developer</w:t>
+        <w:t xml:space="preserve">Lead </w:t>
+      </w:r>
+      <w:proofErr w:type="gramStart"/>
+      <w:r>
+        <w:rPr>
+          <w:rFonts w:ascii="Calibri" w:hAnsi="Calibri"/>
+          <w:i/>
+          <w:sz w:val="19"/>
+        </w:rPr>
+        <w:t>Developer</w:t>
       </w:r>
       <w:r>
         <w:rPr>
@@ -307,7 +518,16 @@
           <w:color w:val="555555"/>
           <w:sz w:val="19"/>
         </w:rPr>
-        <w:t xml:space="preserve">  |  2021–2023 (2.5 Yr)</w:t>
+        <w:t xml:space="preserve">  |</w:t>
+      </w:r>
+      <w:proofErr w:type="gramEnd"/>
+      <w:r>
+        <w:rPr>
+          <w:rFonts w:ascii="Calibri" w:hAnsi="Calibri"/>
+          <w:color w:val="555555"/>
+          <w:sz w:val="19"/>
+        </w:rPr>
+        <w:t xml:space="preserve">  2021–2023 (2.5 Yr)</w:t>
       </w:r>
     </w:p>
     <w:p>
@@ -333,7 +553,23 @@
           <w:rFonts w:ascii="Calibri" w:hAnsi="Calibri"/>
           <w:sz w:val="19"/>
         </w:rPr>
-        <w:t>•  Shipped 15+ GraphQL/REST APIs connecting SAP CPQ to SFDC, Commerce Cloud, and middleware</w:t>
+        <w:t xml:space="preserve">•  Shipped 15+ </w:t>
+      </w:r>
+      <w:proofErr w:type="spellStart"/>
+      <w:r>
+        <w:rPr>
+          <w:rFonts w:ascii="Calibri" w:hAnsi="Calibri"/>
+          <w:sz w:val="19"/>
+        </w:rPr>
+        <w:t>GraphQL</w:t>
+      </w:r>
+      <w:proofErr w:type="spellEnd"/>
+      <w:r>
+        <w:rPr>
+          <w:rFonts w:ascii="Calibri" w:hAnsi="Calibri"/>
+          <w:sz w:val="19"/>
+        </w:rPr>
+        <w:t>/REST APIs connecting SAP CPQ to SFDC, Commerce Cloud, and middleware</w:t>
       </w:r>
     </w:p>
     <w:p>
@@ -346,7 +582,16 @@
           <w:b/>
           <w:sz w:val="19"/>
         </w:rPr>
-        <w:t>IBM Hardware</w:t>
+        <w:t xml:space="preserve">IBM </w:t>
+      </w:r>
+      <w:proofErr w:type="gramStart"/>
+      <w:r>
+        <w:rPr>
+          <w:rFonts w:ascii="Calibri" w:hAnsi="Calibri"/>
+          <w:b/>
+          <w:sz w:val="19"/>
+        </w:rPr>
+        <w:t>Hardware</w:t>
       </w:r>
       <w:r>
         <w:rPr>
@@ -354,23 +599,60 @@
           <w:color w:val="555555"/>
           <w:sz w:val="19"/>
         </w:rPr>
-        <w:t xml:space="preserve">  |  </w:t>
+        <w:t xml:space="preserve">  |</w:t>
+      </w:r>
+      <w:proofErr w:type="gramEnd"/>
+      <w:r>
+        <w:rPr>
+          <w:rFonts w:ascii="Calibri" w:hAnsi="Calibri"/>
+          <w:color w:val="555555"/>
+          <w:sz w:val="19"/>
+        </w:rPr>
+        <w:t xml:space="preserve">  </w:t>
+      </w:r>
+      <w:proofErr w:type="spellStart"/>
+      <w:r>
+        <w:rPr>
+          <w:rFonts w:ascii="Calibri" w:hAnsi="Calibri"/>
+          <w:i/>
+          <w:sz w:val="19"/>
+        </w:rPr>
+        <w:t>Fullstack</w:t>
+      </w:r>
+      <w:proofErr w:type="spellEnd"/>
+      <w:r>
+        <w:rPr>
+          <w:rFonts w:ascii="Calibri" w:hAnsi="Calibri"/>
+          <w:i/>
+          <w:sz w:val="19"/>
+        </w:rPr>
+        <w:t xml:space="preserve"> </w:t>
+      </w:r>
+      <w:proofErr w:type="gramStart"/>
+      <w:r>
+        <w:rPr>
+          <w:rFonts w:ascii="Calibri" w:hAnsi="Calibri"/>
+          <w:i/>
+          <w:sz w:val="19"/>
+        </w:rPr>
+        <w:t>Developer</w:t>
       </w:r>
       <w:r>
         <w:rPr>
           <w:rFonts w:ascii="Calibri" w:hAnsi="Calibri"/>
-          <w:i/>
-          <w:sz w:val="19"/>
-        </w:rPr>
-        <w:t>Fullstack Developer</w:t>
-      </w:r>
-      <w:r>
-        <w:rPr>
-          <w:rFonts w:ascii="Calibri" w:hAnsi="Calibri"/>
           <w:color w:val="555555"/>
           <w:sz w:val="19"/>
         </w:rPr>
-        <w:t xml:space="preserve">  |  2023–2024 (1 Yr)</w:t>
+        <w:t xml:space="preserve">  |</w:t>
+      </w:r>
+      <w:proofErr w:type="gramEnd"/>
+      <w:r>
+        <w:rPr>
+          <w:rFonts w:ascii="Calibri" w:hAnsi="Calibri"/>
+          <w:color w:val="555555"/>
+          <w:sz w:val="19"/>
+        </w:rPr>
+        <w:t xml:space="preserve">  2023–2024 (1 Yr)</w:t>
       </w:r>
     </w:p>
     <w:p>
@@ -383,7 +665,23 @@
           <w:rFonts w:ascii="Calibri" w:hAnsi="Calibri"/>
           <w:sz w:val="19"/>
         </w:rPr>
-        <w:t>•  Built 3D/AR visualization and WatsonX-powered product recommendations for hardware catalog</w:t>
+        <w:t xml:space="preserve">•  Built 3D/AR visualization and </w:t>
+      </w:r>
+      <w:proofErr w:type="spellStart"/>
+      <w:r>
+        <w:rPr>
+          <w:rFonts w:ascii="Calibri" w:hAnsi="Calibri"/>
+          <w:sz w:val="19"/>
+        </w:rPr>
+        <w:t>WatsonX</w:t>
+      </w:r>
+      <w:proofErr w:type="spellEnd"/>
+      <w:r>
+        <w:rPr>
+          <w:rFonts w:ascii="Calibri" w:hAnsi="Calibri"/>
+          <w:sz w:val="19"/>
+        </w:rPr>
+        <w:t>-powered product recommendations for hardware catalog</w:t>
       </w:r>
     </w:p>
     <w:p>
@@ -396,7 +694,16 @@
           <w:b/>
           <w:sz w:val="19"/>
         </w:rPr>
-        <w:t>Konica Minolta</w:t>
+        <w:t xml:space="preserve">Konica </w:t>
+      </w:r>
+      <w:proofErr w:type="gramStart"/>
+      <w:r>
+        <w:rPr>
+          <w:rFonts w:ascii="Calibri" w:hAnsi="Calibri"/>
+          <w:b/>
+          <w:sz w:val="19"/>
+        </w:rPr>
+        <w:t>Minolta</w:t>
       </w:r>
       <w:r>
         <w:rPr>
@@ -404,8 +711,18 @@
           <w:color w:val="555555"/>
           <w:sz w:val="19"/>
         </w:rPr>
-        <w:t xml:space="preserve">  |  </w:t>
+        <w:t xml:space="preserve">  |</w:t>
       </w:r>
+      <w:proofErr w:type="gramEnd"/>
+      <w:r>
+        <w:rPr>
+          <w:rFonts w:ascii="Calibri" w:hAnsi="Calibri"/>
+          <w:color w:val="555555"/>
+          <w:sz w:val="19"/>
+        </w:rPr>
+        <w:t xml:space="preserve">  </w:t>
+      </w:r>
+      <w:proofErr w:type="gramStart"/>
       <w:r>
         <w:rPr>
           <w:rFonts w:ascii="Calibri" w:hAnsi="Calibri"/>
@@ -420,7 +737,16 @@
           <w:color w:val="555555"/>
           <w:sz w:val="19"/>
         </w:rPr>
-        <w:t xml:space="preserve">  |  2021–2022 (9 Mo)</w:t>
+        <w:t xml:space="preserve">  |</w:t>
+      </w:r>
+      <w:proofErr w:type="gramEnd"/>
+      <w:r>
+        <w:rPr>
+          <w:rFonts w:ascii="Calibri" w:hAnsi="Calibri"/>
+          <w:color w:val="555555"/>
+          <w:sz w:val="19"/>
+        </w:rPr>
+        <w:t xml:space="preserve">  2021–2022 (9 Mo)</w:t>
       </w:r>
     </w:p>
     <w:p>
@@ -446,7 +772,16 @@
           <w:b/>
           <w:sz w:val="19"/>
         </w:rPr>
-        <w:t>FARO Technologies</w:t>
+        <w:t xml:space="preserve">FARO </w:t>
+      </w:r>
+      <w:proofErr w:type="gramStart"/>
+      <w:r>
+        <w:rPr>
+          <w:rFonts w:ascii="Calibri" w:hAnsi="Calibri"/>
+          <w:b/>
+          <w:sz w:val="19"/>
+        </w:rPr>
+        <w:t>Technologies</w:t>
       </w:r>
       <w:r>
         <w:rPr>
@@ -454,8 +789,18 @@
           <w:color w:val="555555"/>
           <w:sz w:val="19"/>
         </w:rPr>
-        <w:t xml:space="preserve">  |  </w:t>
+        <w:t xml:space="preserve">  |</w:t>
       </w:r>
+      <w:proofErr w:type="gramEnd"/>
+      <w:r>
+        <w:rPr>
+          <w:rFonts w:ascii="Calibri" w:hAnsi="Calibri"/>
+          <w:color w:val="555555"/>
+          <w:sz w:val="19"/>
+        </w:rPr>
+        <w:t xml:space="preserve">  </w:t>
+      </w:r>
+      <w:proofErr w:type="gramStart"/>
       <w:r>
         <w:rPr>
           <w:rFonts w:ascii="Calibri" w:hAnsi="Calibri"/>
@@ -470,7 +815,16 @@
           <w:color w:val="555555"/>
           <w:sz w:val="19"/>
         </w:rPr>
-        <w:t xml:space="preserve">  |  2022 (6 Mo)</w:t>
+        <w:t xml:space="preserve">  |</w:t>
+      </w:r>
+      <w:proofErr w:type="gramEnd"/>
+      <w:r>
+        <w:rPr>
+          <w:rFonts w:ascii="Calibri" w:hAnsi="Calibri"/>
+          <w:color w:val="555555"/>
+          <w:sz w:val="19"/>
+        </w:rPr>
+        <w:t xml:space="preserve">  2022 (6 Mo)</w:t>
       </w:r>
     </w:p>
     <w:p>
@@ -496,7 +850,16 @@
           <w:b/>
           <w:sz w:val="19"/>
         </w:rPr>
-        <w:t>Symetra 10x</w:t>
+        <w:t>Symetra 10</w:t>
+      </w:r>
+      <w:proofErr w:type="gramStart"/>
+      <w:r>
+        <w:rPr>
+          <w:rFonts w:ascii="Calibri" w:hAnsi="Calibri"/>
+          <w:b/>
+          <w:sz w:val="19"/>
+        </w:rPr>
+        <w:t>x</w:t>
       </w:r>
       <w:r>
         <w:rPr>
@@ -504,7 +867,16 @@
           <w:color w:val="555555"/>
           <w:sz w:val="19"/>
         </w:rPr>
-        <w:t xml:space="preserve">  |  </w:t>
+        <w:t xml:space="preserve">  |</w:t>
+      </w:r>
+      <w:proofErr w:type="gramEnd"/>
+      <w:r>
+        <w:rPr>
+          <w:rFonts w:ascii="Calibri" w:hAnsi="Calibri"/>
+          <w:color w:val="555555"/>
+          <w:sz w:val="19"/>
+        </w:rPr>
+        <w:t xml:space="preserve">  </w:t>
       </w:r>
       <w:r>
         <w:rPr>
@@ -512,7 +884,16 @@
           <w:i/>
           <w:sz w:val="19"/>
         </w:rPr>
-        <w:t>Senior Architect</w:t>
+        <w:t xml:space="preserve">Senior </w:t>
+      </w:r>
+      <w:proofErr w:type="gramStart"/>
+      <w:r>
+        <w:rPr>
+          <w:rFonts w:ascii="Calibri" w:hAnsi="Calibri"/>
+          <w:i/>
+          <w:sz w:val="19"/>
+        </w:rPr>
+        <w:t>Architect</w:t>
       </w:r>
       <w:r>
         <w:rPr>
@@ -520,7 +901,16 @@
           <w:color w:val="555555"/>
           <w:sz w:val="19"/>
         </w:rPr>
-        <w:t xml:space="preserve">  |  2026 (Ongoing)</w:t>
+        <w:t xml:space="preserve">  |</w:t>
+      </w:r>
+      <w:proofErr w:type="gramEnd"/>
+      <w:r>
+        <w:rPr>
+          <w:rFonts w:ascii="Calibri" w:hAnsi="Calibri"/>
+          <w:color w:val="555555"/>
+          <w:sz w:val="19"/>
+        </w:rPr>
+        <w:t xml:space="preserve">  2026 (Ongoing)</w:t>
       </w:r>
     </w:p>
     <w:p>
@@ -546,7 +936,16 @@
           <w:b/>
           <w:sz w:val="19"/>
         </w:rPr>
-        <w:t>AI Advantage (Disney, ESPN, BioMarin, FedEx)</w:t>
+        <w:t xml:space="preserve">AI Advantage (Disney, ESPN, BioMarin, </w:t>
+      </w:r>
+      <w:proofErr w:type="gramStart"/>
+      <w:r>
+        <w:rPr>
+          <w:rFonts w:ascii="Calibri" w:hAnsi="Calibri"/>
+          <w:b/>
+          <w:sz w:val="19"/>
+        </w:rPr>
+        <w:t>FedEx)</w:t>
       </w:r>
       <w:r>
         <w:rPr>
@@ -554,7 +953,16 @@
           <w:color w:val="555555"/>
           <w:sz w:val="19"/>
         </w:rPr>
-        <w:t xml:space="preserve">  |  </w:t>
+        <w:t xml:space="preserve">  |</w:t>
+      </w:r>
+      <w:proofErr w:type="gramEnd"/>
+      <w:r>
+        <w:rPr>
+          <w:rFonts w:ascii="Calibri" w:hAnsi="Calibri"/>
+          <w:color w:val="555555"/>
+          <w:sz w:val="19"/>
+        </w:rPr>
+        <w:t xml:space="preserve">  </w:t>
       </w:r>
       <w:r>
         <w:rPr>
@@ -562,7 +970,16 @@
           <w:i/>
           <w:sz w:val="19"/>
         </w:rPr>
-        <w:t>AI Architect</w:t>
+        <w:t xml:space="preserve">AI </w:t>
+      </w:r>
+      <w:proofErr w:type="gramStart"/>
+      <w:r>
+        <w:rPr>
+          <w:rFonts w:ascii="Calibri" w:hAnsi="Calibri"/>
+          <w:i/>
+          <w:sz w:val="19"/>
+        </w:rPr>
+        <w:t>Architect</w:t>
       </w:r>
       <w:r>
         <w:rPr>
@@ -570,7 +987,16 @@
           <w:color w:val="555555"/>
           <w:sz w:val="19"/>
         </w:rPr>
-        <w:t xml:space="preserve">  |  2025–2026</w:t>
+        <w:t xml:space="preserve">  |</w:t>
+      </w:r>
+      <w:proofErr w:type="gramEnd"/>
+      <w:r>
+        <w:rPr>
+          <w:rFonts w:ascii="Calibri" w:hAnsi="Calibri"/>
+          <w:color w:val="555555"/>
+          <w:sz w:val="19"/>
+        </w:rPr>
+        <w:t xml:space="preserve">  2025–2026</w:t>
       </w:r>
       <w:r>
         <w:rPr>
@@ -611,6 +1037,7 @@
       <w:pPr>
         <w:spacing w:before="50" w:after="0" w:line="230" w:lineRule="exact"/>
       </w:pPr>
+      <w:proofErr w:type="gramStart"/>
       <w:r>
         <w:rPr>
           <w:rFonts w:ascii="Calibri" w:hAnsi="Calibri"/>
@@ -625,7 +1052,16 @@
           <w:color w:val="555555"/>
           <w:sz w:val="19"/>
         </w:rPr>
-        <w:t xml:space="preserve">  |  </w:t>
+        <w:t xml:space="preserve">  |</w:t>
+      </w:r>
+      <w:proofErr w:type="gramEnd"/>
+      <w:r>
+        <w:rPr>
+          <w:rFonts w:ascii="Calibri" w:hAnsi="Calibri"/>
+          <w:color w:val="555555"/>
+          <w:sz w:val="19"/>
+        </w:rPr>
+        <w:t xml:space="preserve">  </w:t>
       </w:r>
       <w:r>
         <w:rPr>
@@ -633,7 +1069,16 @@
           <w:i/>
           <w:sz w:val="19"/>
         </w:rPr>
-        <w:t>Lead Developer</w:t>
+        <w:t xml:space="preserve">Lead </w:t>
+      </w:r>
+      <w:proofErr w:type="gramStart"/>
+      <w:r>
+        <w:rPr>
+          <w:rFonts w:ascii="Calibri" w:hAnsi="Calibri"/>
+          <w:i/>
+          <w:sz w:val="19"/>
+        </w:rPr>
+        <w:t>Developer</w:t>
       </w:r>
       <w:r>
         <w:rPr>
@@ -641,7 +1086,16 @@
           <w:color w:val="555555"/>
           <w:sz w:val="19"/>
         </w:rPr>
-        <w:t xml:space="preserve">  |  2025</w:t>
+        <w:t xml:space="preserve">  |</w:t>
+      </w:r>
+      <w:proofErr w:type="gramEnd"/>
+      <w:r>
+        <w:rPr>
+          <w:rFonts w:ascii="Calibri" w:hAnsi="Calibri"/>
+          <w:color w:val="555555"/>
+          <w:sz w:val="19"/>
+        </w:rPr>
+        <w:t xml:space="preserve">  2025</w:t>
       </w:r>
       <w:r>
         <w:rPr>
@@ -662,7 +1116,23 @@
           <w:rFonts w:ascii="Calibri" w:hAnsi="Calibri"/>
           <w:sz w:val="19"/>
         </w:rPr>
-        <w:t>•  Built automation pipeline cutting 80% manual effort; adopted as Deloitte firm-wide accelerator</w:t>
+        <w:t xml:space="preserve">•  Built automation pipeline cutting 80% manual </w:t>
+      </w:r>
+      <w:proofErr w:type="gramStart"/>
+      <w:r>
+        <w:rPr>
+          <w:rFonts w:ascii="Calibri" w:hAnsi="Calibri"/>
+          <w:sz w:val="19"/>
+        </w:rPr>
+        <w:t>effort;</w:t>
+      </w:r>
+      <w:proofErr w:type="gramEnd"/>
+      <w:r>
+        <w:rPr>
+          <w:rFonts w:ascii="Calibri" w:hAnsi="Calibri"/>
+          <w:sz w:val="19"/>
+        </w:rPr>
+        <w:t xml:space="preserve"> adopted as Deloitte firm-wide accelerator</w:t>
       </w:r>
     </w:p>
     <w:p>
@@ -675,7 +1145,16 @@
           <w:b/>
           <w:sz w:val="19"/>
         </w:rPr>
-        <w:t>SAP CX C2C — Deloitte</w:t>
+        <w:t xml:space="preserve">SAP CX C2C — </w:t>
+      </w:r>
+      <w:proofErr w:type="gramStart"/>
+      <w:r>
+        <w:rPr>
+          <w:rFonts w:ascii="Calibri" w:hAnsi="Calibri"/>
+          <w:b/>
+          <w:sz w:val="19"/>
+        </w:rPr>
+        <w:t>Deloitte</w:t>
       </w:r>
       <w:r>
         <w:rPr>
@@ -683,8 +1162,18 @@
           <w:color w:val="555555"/>
           <w:sz w:val="19"/>
         </w:rPr>
-        <w:t xml:space="preserve">  |  </w:t>
+        <w:t xml:space="preserve">  |</w:t>
       </w:r>
+      <w:proofErr w:type="gramEnd"/>
+      <w:r>
+        <w:rPr>
+          <w:rFonts w:ascii="Calibri" w:hAnsi="Calibri"/>
+          <w:color w:val="555555"/>
+          <w:sz w:val="19"/>
+        </w:rPr>
+        <w:t xml:space="preserve">  </w:t>
+      </w:r>
+      <w:proofErr w:type="gramStart"/>
       <w:r>
         <w:rPr>
           <w:rFonts w:ascii="Calibri" w:hAnsi="Calibri"/>
@@ -699,7 +1188,16 @@
           <w:color w:val="555555"/>
           <w:sz w:val="19"/>
         </w:rPr>
-        <w:t xml:space="preserve">  |  2025–2026</w:t>
+        <w:t xml:space="preserve">  |</w:t>
+      </w:r>
+      <w:proofErr w:type="gramEnd"/>
+      <w:r>
+        <w:rPr>
+          <w:rFonts w:ascii="Calibri" w:hAnsi="Calibri"/>
+          <w:color w:val="555555"/>
+          <w:sz w:val="19"/>
+        </w:rPr>
+        <w:t xml:space="preserve">  2025–2026</w:t>
       </w:r>
       <w:r>
         <w:rPr>
@@ -777,20 +1275,40 @@
           <w:color w:val="555555"/>
           <w:sz w:val="19"/>
         </w:rPr>
-        <w:t xml:space="preserve">, CMI (Ongoing)    </w:t>
+        <w:t xml:space="preserve"> </w:t>
+      </w:r>
+      <w:r>
+        <w:rPr>
+          <w:rFonts w:ascii="Calibri" w:hAnsi="Calibri"/>
+          <w:color w:val="555555"/>
+          <w:sz w:val="19"/>
+        </w:rPr>
+        <w:t xml:space="preserve">(Ongoing)    </w:t>
       </w:r>
     </w:p>
     <w:p>
       <w:pPr>
         <w:spacing w:after="0" w:line="220" w:lineRule="exact"/>
       </w:pPr>
+      <w:proofErr w:type="spellStart"/>
+      <w:proofErr w:type="gramStart"/>
       <w:r>
         <w:rPr>
           <w:rFonts w:ascii="Calibri" w:hAnsi="Calibri"/>
           <w:b/>
           <w:sz w:val="19"/>
         </w:rPr>
-        <w:t>B.Tech Computer Science</w:t>
+        <w:t>B.Tech</w:t>
+      </w:r>
+      <w:proofErr w:type="spellEnd"/>
+      <w:proofErr w:type="gramEnd"/>
+      <w:r>
+        <w:rPr>
+          <w:rFonts w:ascii="Calibri" w:hAnsi="Calibri"/>
+          <w:b/>
+          <w:sz w:val="19"/>
+        </w:rPr>
+        <w:t xml:space="preserve"> Computer Science</w:t>
       </w:r>
       <w:r>
         <w:rPr>
@@ -798,7 +1316,7 @@
           <w:color w:val="555555"/>
           <w:sz w:val="19"/>
         </w:rPr>
-        <w:t xml:space="preserve"> (Cognitive Computing), IIIT Delhi</w:t>
+        <w:t xml:space="preserve"> (Cognitive Computing)</w:t>
       </w:r>
     </w:p>
     <w:p>
@@ -868,7 +1386,23 @@
           <w:rFonts w:ascii="Calibri" w:hAnsi="Calibri"/>
           <w:sz w:val="19"/>
         </w:rPr>
-        <w:t>•  AI Innovator — Production GenAI (RAG, agentic, LLM orchestration) serving 4 Fortune 500 clients</w:t>
+        <w:t xml:space="preserve">•  AI Innovator — Production GenAI (RAG, </w:t>
+      </w:r>
+      <w:proofErr w:type="gramStart"/>
+      <w:r>
+        <w:rPr>
+          <w:rFonts w:ascii="Calibri" w:hAnsi="Calibri"/>
+          <w:sz w:val="19"/>
+        </w:rPr>
+        <w:t>agentic</w:t>
+      </w:r>
+      <w:proofErr w:type="gramEnd"/>
+      <w:r>
+        <w:rPr>
+          <w:rFonts w:ascii="Calibri" w:hAnsi="Calibri"/>
+          <w:sz w:val="19"/>
+        </w:rPr>
+        <w:t>, LLM orchestration) serving 4 Fortune 500 clients</w:t>
       </w:r>
     </w:p>
     <w:p>
@@ -881,7 +1415,23 @@
           <w:rFonts w:ascii="Calibri" w:hAnsi="Calibri"/>
           <w:sz w:val="19"/>
         </w:rPr>
-        <w:t>•  SANOFI Accelerator — GenAI solution adopted as Deloitte firm-wide accelerator (500+ hrs saved)</w:t>
+        <w:t xml:space="preserve">•  SANOFI Accelerator — GenAI solution adopted as Deloitte firm-wide accelerator (500+ </w:t>
+      </w:r>
+      <w:proofErr w:type="spellStart"/>
+      <w:r>
+        <w:rPr>
+          <w:rFonts w:ascii="Calibri" w:hAnsi="Calibri"/>
+          <w:sz w:val="19"/>
+        </w:rPr>
+        <w:t>hrs</w:t>
+      </w:r>
+      <w:proofErr w:type="spellEnd"/>
+      <w:r>
+        <w:rPr>
+          <w:rFonts w:ascii="Calibri" w:hAnsi="Calibri"/>
+          <w:sz w:val="19"/>
+        </w:rPr>
+        <w:t xml:space="preserve"> saved)</w:t>
       </w:r>
     </w:p>
     <w:sectPr>
